--- a/GRC105_IRP_Assignment_grc2510336.docx.docx
+++ b/GRC105_IRP_Assignment_grc2510336.docx.docx
@@ -396,7 +396,47 @@
                 <w:i w:val="0"/>
                 <w:sz w:val="22"/>
               </w:rPr>
-              <w:t>14,343 words (whole document, including tables, assumptions register and reference list)</w:t>
+              <w:t>1</w:t>
+            </w:r>
+            <w:r>
+              <w:rPr>
+                <w:rFonts w:hint="default" w:cs="Times New Roman"/>
+                <w:b w:val="0"/>
+                <w:i w:val="0"/>
+                <w:sz w:val="22"/>
+                <w:lang w:val="en-US"/>
+              </w:rPr>
+              <w:t>3</w:t>
+            </w:r>
+            <w:bookmarkStart w:id="0" w:name="_GoBack"/>
+            <w:bookmarkEnd w:id="0"/>
+            <w:r>
+              <w:rPr>
+                <w:rFonts w:ascii="Times New Roman" w:hAnsi="Times New Roman" w:eastAsia="Times New Roman" w:cs="Times New Roman"/>
+                <w:b w:val="0"/>
+                <w:i w:val="0"/>
+                <w:sz w:val="22"/>
+              </w:rPr>
+              <w:t>,3</w:t>
+            </w:r>
+            <w:r>
+              <w:rPr>
+                <w:rFonts w:hint="default" w:cs="Times New Roman"/>
+                <w:b w:val="0"/>
+                <w:i w:val="0"/>
+                <w:sz w:val="22"/>
+                <w:lang w:val="en-US"/>
+              </w:rPr>
+              <w:t>46</w:t>
+            </w:r>
+            <w:r>
+              <w:rPr>
+                <w:rFonts w:ascii="Times New Roman" w:hAnsi="Times New Roman" w:eastAsia="Times New Roman" w:cs="Times New Roman"/>
+                <w:b w:val="0"/>
+                <w:i w:val="0"/>
+                <w:sz w:val="22"/>
+              </w:rPr>
+              <w:t xml:space="preserve"> words (whole document, including tables and reference list)</w:t>
             </w:r>
           </w:p>
         </w:tc>
@@ -31332,1825 +31372,39 @@
     </w:p>
     <w:p>
       <w:pPr>
-        <w:pStyle w:val="2"/>
-        <w:keepNext/>
+        <w:spacing w:after="40"/>
       </w:pPr>
-      <w:r>
-        <w:rPr>
-          <w:rFonts w:ascii="Times New Roman" w:hAnsi="Times New Roman" w:eastAsia="Times New Roman" w:cs="Times New Roman"/>
-          <w:b/>
-          <w:color w:val="000000"/>
-        </w:rPr>
-        <w:t>Assumptions register</w:t>
-      </w:r>
     </w:p>
     <w:p>
       <w:pPr>
-        <w:keepNext/>
-        <w:spacing w:after="60"/>
+        <w:spacing w:after="40"/>
       </w:pPr>
-      <w:r>
-        <w:rPr>
-          <w:rFonts w:ascii="Times New Roman" w:hAnsi="Times New Roman" w:eastAsia="Times New Roman" w:cs="Times New Roman"/>
-          <w:b/>
-          <w:i w:val="0"/>
-        </w:rPr>
-        <w:t>Table A.1: Assumptions register</w:t>
-      </w:r>
     </w:p>
-    <w:tbl>
-      <w:tblPr>
-        <w:tblStyle w:val="9"/>
-        <w:tblW w:w="9026" w:type="dxa"/>
-        <w:jc w:val="center"/>
-        <w:tblBorders>
-          <w:top w:val="single" w:color="auto" w:sz="4" w:space="0"/>
-          <w:left w:val="single" w:color="auto" w:sz="4" w:space="0"/>
-          <w:bottom w:val="single" w:color="auto" w:sz="4" w:space="0"/>
-          <w:right w:val="single" w:color="auto" w:sz="4" w:space="0"/>
-          <w:insideH w:val="single" w:color="auto" w:sz="4" w:space="0"/>
-          <w:insideV w:val="single" w:color="auto" w:sz="4" w:space="0"/>
-        </w:tblBorders>
-        <w:tblLayout w:type="fixed"/>
-        <w:tblCellMar>
-          <w:top w:w="0" w:type="dxa"/>
-          <w:left w:w="108" w:type="dxa"/>
-          <w:bottom w:w="0" w:type="dxa"/>
-          <w:right w:w="108" w:type="dxa"/>
-        </w:tblCellMar>
-      </w:tblPr>
-      <w:tblGrid>
-        <w:gridCol w:w="623"/>
-        <w:gridCol w:w="4536"/>
-        <w:gridCol w:w="1474"/>
-        <w:gridCol w:w="2392"/>
-      </w:tblGrid>
-      <w:tr>
-        <w:tblPrEx>
-          <w:tblBorders>
-            <w:top w:val="single" w:color="auto" w:sz="4" w:space="0"/>
-            <w:left w:val="single" w:color="auto" w:sz="4" w:space="0"/>
-            <w:bottom w:val="single" w:color="auto" w:sz="4" w:space="0"/>
-            <w:right w:val="single" w:color="auto" w:sz="4" w:space="0"/>
-            <w:insideH w:val="single" w:color="auto" w:sz="4" w:space="0"/>
-            <w:insideV w:val="single" w:color="auto" w:sz="4" w:space="0"/>
-          </w:tblBorders>
-          <w:tblCellMar>
-            <w:top w:w="0" w:type="dxa"/>
-            <w:left w:w="108" w:type="dxa"/>
-            <w:bottom w:w="0" w:type="dxa"/>
-            <w:right w:w="108" w:type="dxa"/>
-          </w:tblCellMar>
-        </w:tblPrEx>
-        <w:trPr>
-          <w:cantSplit/>
-          <w:tblHeader/>
-          <w:jc w:val="center"/>
-        </w:trPr>
-        <w:tc>
-          <w:tcPr>
-            <w:tcW w:w="623" w:type="dxa"/>
-          </w:tcPr>
-          <w:p>
-            <w:pPr>
-              <w:spacing w:after="0" w:line="240" w:lineRule="auto"/>
-            </w:pPr>
-            <w:r>
-              <w:rPr>
-                <w:rFonts w:ascii="Times New Roman" w:hAnsi="Times New Roman" w:eastAsia="Times New Roman" w:cs="Times New Roman"/>
-                <w:b/>
-                <w:i w:val="0"/>
-                <w:sz w:val="19"/>
-              </w:rPr>
-              <w:t>ID</w:t>
-            </w:r>
-          </w:p>
-        </w:tc>
-        <w:tc>
-          <w:tcPr>
-            <w:tcW w:w="4536" w:type="dxa"/>
-          </w:tcPr>
-          <w:p>
-            <w:pPr>
-              <w:spacing w:after="0" w:line="240" w:lineRule="auto"/>
-            </w:pPr>
-            <w:r>
-              <w:rPr>
-                <w:rFonts w:ascii="Times New Roman" w:hAnsi="Times New Roman" w:eastAsia="Times New Roman" w:cs="Times New Roman"/>
-                <w:b/>
-                <w:i w:val="0"/>
-                <w:sz w:val="19"/>
-              </w:rPr>
-              <w:t>Assumption</w:t>
-            </w:r>
-          </w:p>
-        </w:tc>
-        <w:tc>
-          <w:tcPr>
-            <w:tcW w:w="1474" w:type="dxa"/>
-          </w:tcPr>
-          <w:p>
-            <w:pPr>
-              <w:spacing w:after="0" w:line="240" w:lineRule="auto"/>
-            </w:pPr>
-            <w:r>
-              <w:rPr>
-                <w:rFonts w:ascii="Times New Roman" w:hAnsi="Times New Roman" w:eastAsia="Times New Roman" w:cs="Times New Roman"/>
-                <w:b/>
-                <w:i w:val="0"/>
-                <w:sz w:val="19"/>
-              </w:rPr>
-              <w:t>Used in section</w:t>
-            </w:r>
-          </w:p>
-        </w:tc>
-        <w:tc>
-          <w:tcPr>
-            <w:tcW w:w="2392" w:type="dxa"/>
-          </w:tcPr>
-          <w:p>
-            <w:pPr>
-              <w:spacing w:after="0" w:line="240" w:lineRule="auto"/>
-            </w:pPr>
-            <w:r>
-              <w:rPr>
-                <w:rFonts w:ascii="Times New Roman" w:hAnsi="Times New Roman" w:eastAsia="Times New Roman" w:cs="Times New Roman"/>
-                <w:b/>
-                <w:i w:val="0"/>
-                <w:sz w:val="19"/>
-              </w:rPr>
-              <w:t>How to confirm</w:t>
-            </w:r>
-          </w:p>
-        </w:tc>
-      </w:tr>
-      <w:tr>
-        <w:tblPrEx>
-          <w:tblBorders>
-            <w:top w:val="single" w:color="auto" w:sz="4" w:space="0"/>
-            <w:left w:val="single" w:color="auto" w:sz="4" w:space="0"/>
-            <w:bottom w:val="single" w:color="auto" w:sz="4" w:space="0"/>
-            <w:right w:val="single" w:color="auto" w:sz="4" w:space="0"/>
-            <w:insideH w:val="single" w:color="auto" w:sz="4" w:space="0"/>
-            <w:insideV w:val="single" w:color="auto" w:sz="4" w:space="0"/>
-          </w:tblBorders>
-          <w:tblCellMar>
-            <w:top w:w="0" w:type="dxa"/>
-            <w:left w:w="108" w:type="dxa"/>
-            <w:bottom w:w="0" w:type="dxa"/>
-            <w:right w:w="108" w:type="dxa"/>
-          </w:tblCellMar>
-        </w:tblPrEx>
-        <w:trPr>
-          <w:cantSplit/>
-          <w:jc w:val="center"/>
-        </w:trPr>
-        <w:tc>
-          <w:tcPr>
-            <w:tcW w:w="623" w:type="dxa"/>
-          </w:tcPr>
-          <w:p>
-            <w:pPr>
-              <w:spacing w:after="20" w:line="240" w:lineRule="auto"/>
-            </w:pPr>
-            <w:r>
-              <w:rPr>
-                <w:rFonts w:ascii="Times New Roman" w:hAnsi="Times New Roman" w:eastAsia="Times New Roman" w:cs="Times New Roman"/>
-                <w:b w:val="0"/>
-                <w:i w:val="0"/>
-                <w:sz w:val="19"/>
-              </w:rPr>
-              <w:t>A1</w:t>
-            </w:r>
-          </w:p>
-        </w:tc>
-        <w:tc>
-          <w:tcPr>
-            <w:tcW w:w="4536" w:type="dxa"/>
-          </w:tcPr>
-          <w:p>
-            <w:pPr>
-              <w:spacing w:after="20" w:line="240" w:lineRule="auto"/>
-            </w:pPr>
-            <w:r>
-              <w:rPr>
-                <w:rFonts w:ascii="Times New Roman" w:hAnsi="Times New Roman" w:eastAsia="Times New Roman" w:cs="Times New Roman"/>
-                <w:b w:val="0"/>
-                <w:i w:val="0"/>
-                <w:sz w:val="19"/>
-              </w:rPr>
-              <w:t>Northbridge operates in Nigeria and most learners and staff are in Nigeria, so the Nigeria Data Protection Act 2023 applies.</w:t>
-            </w:r>
-          </w:p>
-        </w:tc>
-        <w:tc>
-          <w:tcPr>
-            <w:tcW w:w="1474" w:type="dxa"/>
-          </w:tcPr>
-          <w:p>
-            <w:pPr>
-              <w:spacing w:after="20" w:line="240" w:lineRule="auto"/>
-            </w:pPr>
-            <w:r>
-              <w:rPr>
-                <w:rFonts w:ascii="Times New Roman" w:hAnsi="Times New Roman" w:eastAsia="Times New Roman" w:cs="Times New Roman"/>
-                <w:b w:val="0"/>
-                <w:i w:val="0"/>
-                <w:sz w:val="19"/>
-              </w:rPr>
-              <w:t>4.6; 4.1</w:t>
-            </w:r>
-          </w:p>
-        </w:tc>
-        <w:tc>
-          <w:tcPr>
-            <w:tcW w:w="2392" w:type="dxa"/>
-          </w:tcPr>
-          <w:p>
-            <w:pPr>
-              <w:spacing w:after="20" w:line="240" w:lineRule="auto"/>
-            </w:pPr>
-            <w:r>
-              <w:rPr>
-                <w:rFonts w:ascii="Times New Roman" w:hAnsi="Times New Roman" w:eastAsia="Times New Roman" w:cs="Times New Roman"/>
-                <w:b w:val="0"/>
-                <w:i w:val="0"/>
-                <w:sz w:val="19"/>
-              </w:rPr>
-              <w:t>Legal adviser to confirm; non-Nigerian data subjects may bring other laws.</w:t>
-            </w:r>
-          </w:p>
-        </w:tc>
-      </w:tr>
-      <w:tr>
-        <w:tblPrEx>
-          <w:tblBorders>
-            <w:top w:val="single" w:color="auto" w:sz="4" w:space="0"/>
-            <w:left w:val="single" w:color="auto" w:sz="4" w:space="0"/>
-            <w:bottom w:val="single" w:color="auto" w:sz="4" w:space="0"/>
-            <w:right w:val="single" w:color="auto" w:sz="4" w:space="0"/>
-            <w:insideH w:val="single" w:color="auto" w:sz="4" w:space="0"/>
-            <w:insideV w:val="single" w:color="auto" w:sz="4" w:space="0"/>
-          </w:tblBorders>
-          <w:tblCellMar>
-            <w:top w:w="0" w:type="dxa"/>
-            <w:left w:w="108" w:type="dxa"/>
-            <w:bottom w:w="0" w:type="dxa"/>
-            <w:right w:w="108" w:type="dxa"/>
-          </w:tblCellMar>
-        </w:tblPrEx>
-        <w:trPr>
-          <w:cantSplit/>
-          <w:jc w:val="center"/>
-        </w:trPr>
-        <w:tc>
-          <w:tcPr>
-            <w:tcW w:w="623" w:type="dxa"/>
-          </w:tcPr>
-          <w:p>
-            <w:pPr>
-              <w:spacing w:after="20" w:line="240" w:lineRule="auto"/>
-            </w:pPr>
-            <w:r>
-              <w:rPr>
-                <w:rFonts w:ascii="Times New Roman" w:hAnsi="Times New Roman" w:eastAsia="Times New Roman" w:cs="Times New Roman"/>
-                <w:b w:val="0"/>
-                <w:i w:val="0"/>
-                <w:sz w:val="19"/>
-              </w:rPr>
-              <w:t>A2</w:t>
-            </w:r>
-          </w:p>
-        </w:tc>
-        <w:tc>
-          <w:tcPr>
-            <w:tcW w:w="4536" w:type="dxa"/>
-          </w:tcPr>
-          <w:p>
-            <w:pPr>
-              <w:spacing w:after="20" w:line="240" w:lineRule="auto"/>
-            </w:pPr>
-            <w:r>
-              <w:rPr>
-                <w:rFonts w:ascii="Times New Roman" w:hAnsi="Times New Roman" w:eastAsia="Times New Roman" w:cs="Times New Roman"/>
-                <w:b w:val="0"/>
-                <w:i w:val="0"/>
-                <w:sz w:val="19"/>
-              </w:rPr>
-              <w:t>Northbridge is the data controller for learner and staff personal data.</w:t>
-            </w:r>
-          </w:p>
-        </w:tc>
-        <w:tc>
-          <w:tcPr>
-            <w:tcW w:w="1474" w:type="dxa"/>
-          </w:tcPr>
-          <w:p>
-            <w:pPr>
-              <w:spacing w:after="20" w:line="240" w:lineRule="auto"/>
-            </w:pPr>
-            <w:r>
-              <w:rPr>
-                <w:rFonts w:ascii="Times New Roman" w:hAnsi="Times New Roman" w:eastAsia="Times New Roman" w:cs="Times New Roman"/>
-                <w:b w:val="0"/>
-                <w:i w:val="0"/>
-                <w:sz w:val="19"/>
-              </w:rPr>
-              <w:t>4.6</w:t>
-            </w:r>
-          </w:p>
-        </w:tc>
-        <w:tc>
-          <w:tcPr>
-            <w:tcW w:w="2392" w:type="dxa"/>
-          </w:tcPr>
-          <w:p>
-            <w:pPr>
-              <w:spacing w:after="20" w:line="240" w:lineRule="auto"/>
-            </w:pPr>
-            <w:r>
-              <w:rPr>
-                <w:rFonts w:ascii="Times New Roman" w:hAnsi="Times New Roman" w:eastAsia="Times New Roman" w:cs="Times New Roman"/>
-                <w:b w:val="0"/>
-                <w:i w:val="0"/>
-                <w:sz w:val="19"/>
-              </w:rPr>
-              <w:t>Confirm with Data Protection Officer.</w:t>
-            </w:r>
-          </w:p>
-        </w:tc>
-      </w:tr>
-      <w:tr>
-        <w:tblPrEx>
-          <w:tblBorders>
-            <w:top w:val="single" w:color="auto" w:sz="4" w:space="0"/>
-            <w:left w:val="single" w:color="auto" w:sz="4" w:space="0"/>
-            <w:bottom w:val="single" w:color="auto" w:sz="4" w:space="0"/>
-            <w:right w:val="single" w:color="auto" w:sz="4" w:space="0"/>
-            <w:insideH w:val="single" w:color="auto" w:sz="4" w:space="0"/>
-            <w:insideV w:val="single" w:color="auto" w:sz="4" w:space="0"/>
-          </w:tblBorders>
-          <w:tblCellMar>
-            <w:top w:w="0" w:type="dxa"/>
-            <w:left w:w="108" w:type="dxa"/>
-            <w:bottom w:w="0" w:type="dxa"/>
-            <w:right w:w="108" w:type="dxa"/>
-          </w:tblCellMar>
-        </w:tblPrEx>
-        <w:trPr>
-          <w:cantSplit/>
-          <w:jc w:val="center"/>
-        </w:trPr>
-        <w:tc>
-          <w:tcPr>
-            <w:tcW w:w="623" w:type="dxa"/>
-          </w:tcPr>
-          <w:p>
-            <w:pPr>
-              <w:spacing w:after="20" w:line="240" w:lineRule="auto"/>
-            </w:pPr>
-            <w:r>
-              <w:rPr>
-                <w:rFonts w:ascii="Times New Roman" w:hAnsi="Times New Roman" w:eastAsia="Times New Roman" w:cs="Times New Roman"/>
-                <w:b w:val="0"/>
-                <w:i w:val="0"/>
-                <w:sz w:val="19"/>
-              </w:rPr>
-              <w:t>A3</w:t>
-            </w:r>
-          </w:p>
-        </w:tc>
-        <w:tc>
-          <w:tcPr>
-            <w:tcW w:w="4536" w:type="dxa"/>
-          </w:tcPr>
-          <w:p>
-            <w:pPr>
-              <w:spacing w:after="20" w:line="240" w:lineRule="auto"/>
-            </w:pPr>
-            <w:r>
-              <w:rPr>
-                <w:rFonts w:ascii="Times New Roman" w:hAnsi="Times New Roman" w:eastAsia="Times New Roman" w:cs="Times New Roman"/>
-                <w:b w:val="0"/>
-                <w:i w:val="0"/>
-                <w:sz w:val="19"/>
-              </w:rPr>
-              <w:t>Learner contact details, admission documents and assessment records are stored on FS01 (and used by LMS01); finance files are on FS01 and FIN-PC07.</w:t>
-            </w:r>
-          </w:p>
-        </w:tc>
-        <w:tc>
-          <w:tcPr>
-            <w:tcW w:w="1474" w:type="dxa"/>
-          </w:tcPr>
-          <w:p>
-            <w:pPr>
-              <w:spacing w:after="20" w:line="240" w:lineRule="auto"/>
-            </w:pPr>
-            <w:r>
-              <w:rPr>
-                <w:rFonts w:ascii="Times New Roman" w:hAnsi="Times New Roman" w:eastAsia="Times New Roman" w:cs="Times New Roman"/>
-                <w:b w:val="0"/>
-                <w:i w:val="0"/>
-                <w:sz w:val="19"/>
-              </w:rPr>
-              <w:t>1.5, 1.6, 4.6</w:t>
-            </w:r>
-          </w:p>
-        </w:tc>
-        <w:tc>
-          <w:tcPr>
-            <w:tcW w:w="2392" w:type="dxa"/>
-          </w:tcPr>
-          <w:p>
-            <w:pPr>
-              <w:spacing w:after="20" w:line="240" w:lineRule="auto"/>
-            </w:pPr>
-            <w:r>
-              <w:rPr>
-                <w:rFonts w:ascii="Times New Roman" w:hAnsi="Times New Roman" w:eastAsia="Times New Roman" w:cs="Times New Roman"/>
-                <w:b w:val="0"/>
-                <w:i w:val="0"/>
-                <w:sz w:val="19"/>
-              </w:rPr>
-              <w:t>Confirm with data inventory and system owners.</w:t>
-            </w:r>
-          </w:p>
-        </w:tc>
-      </w:tr>
-      <w:tr>
-        <w:tblPrEx>
-          <w:tblBorders>
-            <w:top w:val="single" w:color="auto" w:sz="4" w:space="0"/>
-            <w:left w:val="single" w:color="auto" w:sz="4" w:space="0"/>
-            <w:bottom w:val="single" w:color="auto" w:sz="4" w:space="0"/>
-            <w:right w:val="single" w:color="auto" w:sz="4" w:space="0"/>
-            <w:insideH w:val="single" w:color="auto" w:sz="4" w:space="0"/>
-            <w:insideV w:val="single" w:color="auto" w:sz="4" w:space="0"/>
-          </w:tblBorders>
-          <w:tblCellMar>
-            <w:top w:w="0" w:type="dxa"/>
-            <w:left w:w="108" w:type="dxa"/>
-            <w:bottom w:w="0" w:type="dxa"/>
-            <w:right w:w="108" w:type="dxa"/>
-          </w:tblCellMar>
-        </w:tblPrEx>
-        <w:trPr>
-          <w:cantSplit/>
-          <w:jc w:val="center"/>
-        </w:trPr>
-        <w:tc>
-          <w:tcPr>
-            <w:tcW w:w="623" w:type="dxa"/>
-          </w:tcPr>
-          <w:p>
-            <w:pPr>
-              <w:spacing w:after="20" w:line="240" w:lineRule="auto"/>
-            </w:pPr>
-            <w:r>
-              <w:rPr>
-                <w:rFonts w:ascii="Times New Roman" w:hAnsi="Times New Roman" w:eastAsia="Times New Roman" w:cs="Times New Roman"/>
-                <w:b w:val="0"/>
-                <w:i w:val="0"/>
-                <w:sz w:val="19"/>
-              </w:rPr>
-              <w:t>A4</w:t>
-            </w:r>
-          </w:p>
-        </w:tc>
-        <w:tc>
-          <w:tcPr>
-            <w:tcW w:w="4536" w:type="dxa"/>
-          </w:tcPr>
-          <w:p>
-            <w:pPr>
-              <w:spacing w:after="20" w:line="240" w:lineRule="auto"/>
-            </w:pPr>
-            <w:r>
-              <w:rPr>
-                <w:rFonts w:ascii="Times New Roman" w:hAnsi="Times New Roman" w:eastAsia="Times New Roman" w:cs="Times New Roman"/>
-                <w:b w:val="0"/>
-                <w:i w:val="0"/>
-                <w:sz w:val="19"/>
-              </w:rPr>
-              <w:t>LMS01 is hosted on premises and run by the Northbridge IT team.</w:t>
-            </w:r>
-          </w:p>
-        </w:tc>
-        <w:tc>
-          <w:tcPr>
-            <w:tcW w:w="1474" w:type="dxa"/>
-          </w:tcPr>
-          <w:p>
-            <w:pPr>
-              <w:spacing w:after="20" w:line="240" w:lineRule="auto"/>
-            </w:pPr>
-            <w:r>
-              <w:rPr>
-                <w:rFonts w:ascii="Times New Roman" w:hAnsi="Times New Roman" w:eastAsia="Times New Roman" w:cs="Times New Roman"/>
-                <w:b w:val="0"/>
-                <w:i w:val="0"/>
-                <w:sz w:val="19"/>
-              </w:rPr>
-              <w:t>1.6, 4.1</w:t>
-            </w:r>
-          </w:p>
-        </w:tc>
-        <w:tc>
-          <w:tcPr>
-            <w:tcW w:w="2392" w:type="dxa"/>
-          </w:tcPr>
-          <w:p>
-            <w:pPr>
-              <w:spacing w:after="20" w:line="240" w:lineRule="auto"/>
-            </w:pPr>
-            <w:r>
-              <w:rPr>
-                <w:rFonts w:ascii="Times New Roman" w:hAnsi="Times New Roman" w:eastAsia="Times New Roman" w:cs="Times New Roman"/>
-                <w:b w:val="0"/>
-                <w:i w:val="0"/>
-                <w:sz w:val="19"/>
-              </w:rPr>
-              <w:t>Confirm with IT Operations Lead.</w:t>
-            </w:r>
-          </w:p>
-        </w:tc>
-      </w:tr>
-      <w:tr>
-        <w:tblPrEx>
-          <w:tblBorders>
-            <w:top w:val="single" w:color="auto" w:sz="4" w:space="0"/>
-            <w:left w:val="single" w:color="auto" w:sz="4" w:space="0"/>
-            <w:bottom w:val="single" w:color="auto" w:sz="4" w:space="0"/>
-            <w:right w:val="single" w:color="auto" w:sz="4" w:space="0"/>
-            <w:insideH w:val="single" w:color="auto" w:sz="4" w:space="0"/>
-            <w:insideV w:val="single" w:color="auto" w:sz="4" w:space="0"/>
-          </w:tblBorders>
-          <w:tblCellMar>
-            <w:top w:w="0" w:type="dxa"/>
-            <w:left w:w="108" w:type="dxa"/>
-            <w:bottom w:w="0" w:type="dxa"/>
-            <w:right w:w="108" w:type="dxa"/>
-          </w:tblCellMar>
-        </w:tblPrEx>
-        <w:trPr>
-          <w:cantSplit/>
-          <w:jc w:val="center"/>
-        </w:trPr>
-        <w:tc>
-          <w:tcPr>
-            <w:tcW w:w="623" w:type="dxa"/>
-          </w:tcPr>
-          <w:p>
-            <w:pPr>
-              <w:spacing w:after="20" w:line="240" w:lineRule="auto"/>
-            </w:pPr>
-            <w:r>
-              <w:rPr>
-                <w:rFonts w:ascii="Times New Roman" w:hAnsi="Times New Roman" w:eastAsia="Times New Roman" w:cs="Times New Roman"/>
-                <w:b w:val="0"/>
-                <w:i w:val="0"/>
-                <w:sz w:val="19"/>
-              </w:rPr>
-              <w:t>A5</w:t>
-            </w:r>
-          </w:p>
-        </w:tc>
-        <w:tc>
-          <w:tcPr>
-            <w:tcW w:w="4536" w:type="dxa"/>
-          </w:tcPr>
-          <w:p>
-            <w:pPr>
-              <w:spacing w:after="20" w:line="240" w:lineRule="auto"/>
-            </w:pPr>
-            <w:r>
-              <w:rPr>
-                <w:rFonts w:ascii="Times New Roman" w:hAnsi="Times New Roman" w:eastAsia="Times New Roman" w:cs="Times New Roman"/>
-                <w:b w:val="0"/>
-                <w:i w:val="0"/>
-                <w:sz w:val="19"/>
-              </w:rPr>
-              <w:t>Organisational roles (Director of Operations, Head of Academic Services, Finance Manager, Head of Communications, Data Protection Officer, external counsel) and all names are fictional.</w:t>
-            </w:r>
-          </w:p>
-        </w:tc>
-        <w:tc>
-          <w:tcPr>
-            <w:tcW w:w="1474" w:type="dxa"/>
-          </w:tcPr>
-          <w:p>
-            <w:pPr>
-              <w:spacing w:after="20" w:line="240" w:lineRule="auto"/>
-            </w:pPr>
-            <w:r>
-              <w:rPr>
-                <w:rFonts w:ascii="Times New Roman" w:hAnsi="Times New Roman" w:eastAsia="Times New Roman" w:cs="Times New Roman"/>
-                <w:b w:val="0"/>
-                <w:i w:val="0"/>
-                <w:sz w:val="19"/>
-              </w:rPr>
-              <w:t>2.3, 2.7</w:t>
-            </w:r>
-          </w:p>
-        </w:tc>
-        <w:tc>
-          <w:tcPr>
-            <w:tcW w:w="2392" w:type="dxa"/>
-          </w:tcPr>
-          <w:p>
-            <w:pPr>
-              <w:spacing w:after="20" w:line="240" w:lineRule="auto"/>
-            </w:pPr>
-            <w:r>
-              <w:rPr>
-                <w:rFonts w:ascii="Times New Roman" w:hAnsi="Times New Roman" w:eastAsia="Times New Roman" w:cs="Times New Roman"/>
-                <w:b w:val="0"/>
-                <w:i w:val="0"/>
-                <w:sz w:val="19"/>
-              </w:rPr>
-              <w:t>Not applicable (fictional).</w:t>
-            </w:r>
-          </w:p>
-        </w:tc>
-      </w:tr>
-      <w:tr>
-        <w:tblPrEx>
-          <w:tblBorders>
-            <w:top w:val="single" w:color="auto" w:sz="4" w:space="0"/>
-            <w:left w:val="single" w:color="auto" w:sz="4" w:space="0"/>
-            <w:bottom w:val="single" w:color="auto" w:sz="4" w:space="0"/>
-            <w:right w:val="single" w:color="auto" w:sz="4" w:space="0"/>
-            <w:insideH w:val="single" w:color="auto" w:sz="4" w:space="0"/>
-            <w:insideV w:val="single" w:color="auto" w:sz="4" w:space="0"/>
-          </w:tblBorders>
-          <w:tblCellMar>
-            <w:top w:w="0" w:type="dxa"/>
-            <w:left w:w="108" w:type="dxa"/>
-            <w:bottom w:w="0" w:type="dxa"/>
-            <w:right w:w="108" w:type="dxa"/>
-          </w:tblCellMar>
-        </w:tblPrEx>
-        <w:trPr>
-          <w:cantSplit/>
-          <w:jc w:val="center"/>
-        </w:trPr>
-        <w:tc>
-          <w:tcPr>
-            <w:tcW w:w="623" w:type="dxa"/>
-          </w:tcPr>
-          <w:p>
-            <w:pPr>
-              <w:spacing w:after="20" w:line="240" w:lineRule="auto"/>
-            </w:pPr>
-            <w:r>
-              <w:rPr>
-                <w:rFonts w:ascii="Times New Roman" w:hAnsi="Times New Roman" w:eastAsia="Times New Roman" w:cs="Times New Roman"/>
-                <w:b w:val="0"/>
-                <w:i w:val="0"/>
-                <w:sz w:val="19"/>
-              </w:rPr>
-              <w:t>A6</w:t>
-            </w:r>
-          </w:p>
-        </w:tc>
-        <w:tc>
-          <w:tcPr>
-            <w:tcW w:w="4536" w:type="dxa"/>
-          </w:tcPr>
-          <w:p>
-            <w:pPr>
-              <w:spacing w:after="20" w:line="240" w:lineRule="auto"/>
-            </w:pPr>
-            <w:r>
-              <w:rPr>
-                <w:rFonts w:ascii="Times New Roman" w:hAnsi="Times New Roman" w:eastAsia="Times New Roman" w:cs="Times New Roman"/>
-                <w:b w:val="0"/>
-                <w:i w:val="0"/>
-                <w:sz w:val="19"/>
-              </w:rPr>
-              <w:t>No incident response retainer or cyber insurance exists; the Executive Sponsor can approve emergency engagement of an external DFIR firm (Lagoon Forensics Ltd, fictional).</w:t>
-            </w:r>
-          </w:p>
-        </w:tc>
-        <w:tc>
-          <w:tcPr>
-            <w:tcW w:w="1474" w:type="dxa"/>
-          </w:tcPr>
-          <w:p>
-            <w:pPr>
-              <w:spacing w:after="20" w:line="240" w:lineRule="auto"/>
-            </w:pPr>
-            <w:r>
-              <w:rPr>
-                <w:rFonts w:ascii="Times New Roman" w:hAnsi="Times New Roman" w:eastAsia="Times New Roman" w:cs="Times New Roman"/>
-                <w:b w:val="0"/>
-                <w:i w:val="0"/>
-                <w:sz w:val="19"/>
-              </w:rPr>
-              <w:t>2.3, 2.4, 2.6</w:t>
-            </w:r>
-          </w:p>
-        </w:tc>
-        <w:tc>
-          <w:tcPr>
-            <w:tcW w:w="2392" w:type="dxa"/>
-          </w:tcPr>
-          <w:p>
-            <w:pPr>
-              <w:spacing w:after="20" w:line="240" w:lineRule="auto"/>
-            </w:pPr>
-            <w:r>
-              <w:rPr>
-                <w:rFonts w:ascii="Times New Roman" w:hAnsi="Times New Roman" w:eastAsia="Times New Roman" w:cs="Times New Roman"/>
-                <w:b w:val="0"/>
-                <w:i w:val="0"/>
-                <w:sz w:val="19"/>
-              </w:rPr>
-              <w:t>Confirm with procurement and finance.</w:t>
-            </w:r>
-          </w:p>
-        </w:tc>
-      </w:tr>
-      <w:tr>
-        <w:tblPrEx>
-          <w:tblBorders>
-            <w:top w:val="single" w:color="auto" w:sz="4" w:space="0"/>
-            <w:left w:val="single" w:color="auto" w:sz="4" w:space="0"/>
-            <w:bottom w:val="single" w:color="auto" w:sz="4" w:space="0"/>
-            <w:right w:val="single" w:color="auto" w:sz="4" w:space="0"/>
-            <w:insideH w:val="single" w:color="auto" w:sz="4" w:space="0"/>
-            <w:insideV w:val="single" w:color="auto" w:sz="4" w:space="0"/>
-          </w:tblBorders>
-          <w:tblCellMar>
-            <w:top w:w="0" w:type="dxa"/>
-            <w:left w:w="108" w:type="dxa"/>
-            <w:bottom w:w="0" w:type="dxa"/>
-            <w:right w:w="108" w:type="dxa"/>
-          </w:tblCellMar>
-        </w:tblPrEx>
-        <w:trPr>
-          <w:cantSplit/>
-          <w:jc w:val="center"/>
-        </w:trPr>
-        <w:tc>
-          <w:tcPr>
-            <w:tcW w:w="623" w:type="dxa"/>
-          </w:tcPr>
-          <w:p>
-            <w:pPr>
-              <w:spacing w:after="20" w:line="240" w:lineRule="auto"/>
-            </w:pPr>
-            <w:r>
-              <w:rPr>
-                <w:rFonts w:ascii="Times New Roman" w:hAnsi="Times New Roman" w:eastAsia="Times New Roman" w:cs="Times New Roman"/>
-                <w:b w:val="0"/>
-                <w:i w:val="0"/>
-                <w:sz w:val="19"/>
-              </w:rPr>
-              <w:t>A7</w:t>
-            </w:r>
-          </w:p>
-        </w:tc>
-        <w:tc>
-          <w:tcPr>
-            <w:tcW w:w="4536" w:type="dxa"/>
-          </w:tcPr>
-          <w:p>
-            <w:pPr>
-              <w:spacing w:after="20" w:line="240" w:lineRule="auto"/>
-            </w:pPr>
-            <w:r>
-              <w:rPr>
-                <w:rFonts w:ascii="Times New Roman" w:hAnsi="Times New Roman" w:eastAsia="Times New Roman" w:cs="Times New Roman"/>
-                <w:b w:val="0"/>
-                <w:i w:val="0"/>
-                <w:sz w:val="19"/>
-              </w:rPr>
-              <w:t>Northbridge will not contact or pay the attacker without a Board decision on legal advice.</w:t>
-            </w:r>
-          </w:p>
-        </w:tc>
-        <w:tc>
-          <w:tcPr>
-            <w:tcW w:w="1474" w:type="dxa"/>
-          </w:tcPr>
-          <w:p>
-            <w:pPr>
-              <w:spacing w:after="20" w:line="240" w:lineRule="auto"/>
-            </w:pPr>
-            <w:r>
-              <w:rPr>
-                <w:rFonts w:ascii="Times New Roman" w:hAnsi="Times New Roman" w:eastAsia="Times New Roman" w:cs="Times New Roman"/>
-                <w:b w:val="0"/>
-                <w:i w:val="0"/>
-                <w:sz w:val="19"/>
-              </w:rPr>
-              <w:t>4.4, 5.2</w:t>
-            </w:r>
-          </w:p>
-        </w:tc>
-        <w:tc>
-          <w:tcPr>
-            <w:tcW w:w="2392" w:type="dxa"/>
-          </w:tcPr>
-          <w:p>
-            <w:pPr>
-              <w:spacing w:after="20" w:line="240" w:lineRule="auto"/>
-            </w:pPr>
-            <w:r>
-              <w:rPr>
-                <w:rFonts w:ascii="Times New Roman" w:hAnsi="Times New Roman" w:eastAsia="Times New Roman" w:cs="Times New Roman"/>
-                <w:b w:val="0"/>
-                <w:i w:val="0"/>
-                <w:sz w:val="19"/>
-              </w:rPr>
-              <w:t>Confirm with Executive Sponsor and Board.</w:t>
-            </w:r>
-          </w:p>
-        </w:tc>
-      </w:tr>
-      <w:tr>
-        <w:tblPrEx>
-          <w:tblBorders>
-            <w:top w:val="single" w:color="auto" w:sz="4" w:space="0"/>
-            <w:left w:val="single" w:color="auto" w:sz="4" w:space="0"/>
-            <w:bottom w:val="single" w:color="auto" w:sz="4" w:space="0"/>
-            <w:right w:val="single" w:color="auto" w:sz="4" w:space="0"/>
-            <w:insideH w:val="single" w:color="auto" w:sz="4" w:space="0"/>
-            <w:insideV w:val="single" w:color="auto" w:sz="4" w:space="0"/>
-          </w:tblBorders>
-          <w:tblCellMar>
-            <w:top w:w="0" w:type="dxa"/>
-            <w:left w:w="108" w:type="dxa"/>
-            <w:bottom w:w="0" w:type="dxa"/>
-            <w:right w:w="108" w:type="dxa"/>
-          </w:tblCellMar>
-        </w:tblPrEx>
-        <w:trPr>
-          <w:cantSplit/>
-          <w:jc w:val="center"/>
-        </w:trPr>
-        <w:tc>
-          <w:tcPr>
-            <w:tcW w:w="623" w:type="dxa"/>
-          </w:tcPr>
-          <w:p>
-            <w:pPr>
-              <w:spacing w:after="20" w:line="240" w:lineRule="auto"/>
-            </w:pPr>
-            <w:r>
-              <w:rPr>
-                <w:rFonts w:ascii="Times New Roman" w:hAnsi="Times New Roman" w:eastAsia="Times New Roman" w:cs="Times New Roman"/>
-                <w:b w:val="0"/>
-                <w:i w:val="0"/>
-                <w:sz w:val="19"/>
-              </w:rPr>
-              <w:t>A8</w:t>
-            </w:r>
-          </w:p>
-        </w:tc>
-        <w:tc>
-          <w:tcPr>
-            <w:tcW w:w="4536" w:type="dxa"/>
-          </w:tcPr>
-          <w:p>
-            <w:pPr>
-              <w:spacing w:after="20" w:line="240" w:lineRule="auto"/>
-            </w:pPr>
-            <w:r>
-              <w:rPr>
-                <w:rFonts w:ascii="Times New Roman" w:hAnsi="Times New Roman" w:eastAsia="Times New Roman" w:cs="Times New Roman"/>
-                <w:b w:val="0"/>
-                <w:i w:val="0"/>
-                <w:sz w:val="19"/>
-              </w:rPr>
-              <w:t>Whether an on-premises directory (for example Active Directory) exists is unknown; the plan covers both cases.</w:t>
-            </w:r>
-          </w:p>
-        </w:tc>
-        <w:tc>
-          <w:tcPr>
-            <w:tcW w:w="1474" w:type="dxa"/>
-          </w:tcPr>
-          <w:p>
-            <w:pPr>
-              <w:spacing w:after="20" w:line="240" w:lineRule="auto"/>
-            </w:pPr>
-            <w:r>
-              <w:rPr>
-                <w:rFonts w:ascii="Times New Roman" w:hAnsi="Times New Roman" w:eastAsia="Times New Roman" w:cs="Times New Roman"/>
-                <w:b w:val="0"/>
-                <w:i w:val="0"/>
-                <w:sz w:val="19"/>
-              </w:rPr>
-              <w:t>1.6, 3.5, 3.6.1</w:t>
-            </w:r>
-          </w:p>
-        </w:tc>
-        <w:tc>
-          <w:tcPr>
-            <w:tcW w:w="2392" w:type="dxa"/>
-          </w:tcPr>
-          <w:p>
-            <w:pPr>
-              <w:spacing w:after="20" w:line="240" w:lineRule="auto"/>
-            </w:pPr>
-            <w:r>
-              <w:rPr>
-                <w:rFonts w:ascii="Times New Roman" w:hAnsi="Times New Roman" w:eastAsia="Times New Roman" w:cs="Times New Roman"/>
-                <w:b w:val="0"/>
-                <w:i w:val="0"/>
-                <w:sz w:val="19"/>
-              </w:rPr>
-              <w:t>Confirm with IT Operations Lead.</w:t>
-            </w:r>
-          </w:p>
-        </w:tc>
-      </w:tr>
-      <w:tr>
-        <w:tblPrEx>
-          <w:tblBorders>
-            <w:top w:val="single" w:color="auto" w:sz="4" w:space="0"/>
-            <w:left w:val="single" w:color="auto" w:sz="4" w:space="0"/>
-            <w:bottom w:val="single" w:color="auto" w:sz="4" w:space="0"/>
-            <w:right w:val="single" w:color="auto" w:sz="4" w:space="0"/>
-            <w:insideH w:val="single" w:color="auto" w:sz="4" w:space="0"/>
-            <w:insideV w:val="single" w:color="auto" w:sz="4" w:space="0"/>
-          </w:tblBorders>
-          <w:tblCellMar>
-            <w:top w:w="0" w:type="dxa"/>
-            <w:left w:w="108" w:type="dxa"/>
-            <w:bottom w:w="0" w:type="dxa"/>
-            <w:right w:w="108" w:type="dxa"/>
-          </w:tblCellMar>
-        </w:tblPrEx>
-        <w:trPr>
-          <w:cantSplit/>
-          <w:jc w:val="center"/>
-        </w:trPr>
-        <w:tc>
-          <w:tcPr>
-            <w:tcW w:w="623" w:type="dxa"/>
-          </w:tcPr>
-          <w:p>
-            <w:pPr>
-              <w:spacing w:after="20" w:line="240" w:lineRule="auto"/>
-            </w:pPr>
-            <w:r>
-              <w:rPr>
-                <w:rFonts w:ascii="Times New Roman" w:hAnsi="Times New Roman" w:eastAsia="Times New Roman" w:cs="Times New Roman"/>
-                <w:b w:val="0"/>
-                <w:i w:val="0"/>
-                <w:sz w:val="19"/>
-              </w:rPr>
-              <w:t>A9</w:t>
-            </w:r>
-          </w:p>
-        </w:tc>
-        <w:tc>
-          <w:tcPr>
-            <w:tcW w:w="4536" w:type="dxa"/>
-          </w:tcPr>
-          <w:p>
-            <w:pPr>
-              <w:spacing w:after="20" w:line="240" w:lineRule="auto"/>
-            </w:pPr>
-            <w:r>
-              <w:rPr>
-                <w:rFonts w:ascii="Times New Roman" w:hAnsi="Times New Roman" w:eastAsia="Times New Roman" w:cs="Times New Roman"/>
-                <w:b w:val="0"/>
-                <w:i w:val="0"/>
-                <w:sz w:val="19"/>
-              </w:rPr>
-              <w:t>The EDR product on workstations supports remote network containment and memory acquisition.</w:t>
-            </w:r>
-          </w:p>
-        </w:tc>
-        <w:tc>
-          <w:tcPr>
-            <w:tcW w:w="1474" w:type="dxa"/>
-          </w:tcPr>
-          <w:p>
-            <w:pPr>
-              <w:spacing w:after="20" w:line="240" w:lineRule="auto"/>
-            </w:pPr>
-            <w:r>
-              <w:rPr>
-                <w:rFonts w:ascii="Times New Roman" w:hAnsi="Times New Roman" w:eastAsia="Times New Roman" w:cs="Times New Roman"/>
-                <w:b w:val="0"/>
-                <w:i w:val="0"/>
-                <w:sz w:val="19"/>
-              </w:rPr>
-              <w:t>3.1, 3.4</w:t>
-            </w:r>
-          </w:p>
-        </w:tc>
-        <w:tc>
-          <w:tcPr>
-            <w:tcW w:w="2392" w:type="dxa"/>
-          </w:tcPr>
-          <w:p>
-            <w:pPr>
-              <w:spacing w:after="20" w:line="240" w:lineRule="auto"/>
-            </w:pPr>
-            <w:r>
-              <w:rPr>
-                <w:rFonts w:ascii="Times New Roman" w:hAnsi="Times New Roman" w:eastAsia="Times New Roman" w:cs="Times New Roman"/>
-                <w:b w:val="0"/>
-                <w:i w:val="0"/>
-                <w:sz w:val="19"/>
-              </w:rPr>
-              <w:t>Confirm product capabilities.</w:t>
-            </w:r>
-          </w:p>
-        </w:tc>
-      </w:tr>
-      <w:tr>
-        <w:tblPrEx>
-          <w:tblBorders>
-            <w:top w:val="single" w:color="auto" w:sz="4" w:space="0"/>
-            <w:left w:val="single" w:color="auto" w:sz="4" w:space="0"/>
-            <w:bottom w:val="single" w:color="auto" w:sz="4" w:space="0"/>
-            <w:right w:val="single" w:color="auto" w:sz="4" w:space="0"/>
-            <w:insideH w:val="single" w:color="auto" w:sz="4" w:space="0"/>
-            <w:insideV w:val="single" w:color="auto" w:sz="4" w:space="0"/>
-          </w:tblBorders>
-          <w:tblCellMar>
-            <w:top w:w="0" w:type="dxa"/>
-            <w:left w:w="108" w:type="dxa"/>
-            <w:bottom w:w="0" w:type="dxa"/>
-            <w:right w:w="108" w:type="dxa"/>
-          </w:tblCellMar>
-        </w:tblPrEx>
-        <w:trPr>
-          <w:cantSplit/>
-          <w:jc w:val="center"/>
-        </w:trPr>
-        <w:tc>
-          <w:tcPr>
-            <w:tcW w:w="623" w:type="dxa"/>
-          </w:tcPr>
-          <w:p>
-            <w:pPr>
-              <w:spacing w:after="20" w:line="240" w:lineRule="auto"/>
-            </w:pPr>
-            <w:r>
-              <w:rPr>
-                <w:rFonts w:ascii="Times New Roman" w:hAnsi="Times New Roman" w:eastAsia="Times New Roman" w:cs="Times New Roman"/>
-                <w:b w:val="0"/>
-                <w:i w:val="0"/>
-                <w:sz w:val="19"/>
-              </w:rPr>
-              <w:t>A10</w:t>
-            </w:r>
-          </w:p>
-        </w:tc>
-        <w:tc>
-          <w:tcPr>
-            <w:tcW w:w="4536" w:type="dxa"/>
-          </w:tcPr>
-          <w:p>
-            <w:pPr>
-              <w:spacing w:after="20" w:line="240" w:lineRule="auto"/>
-            </w:pPr>
-            <w:r>
-              <w:rPr>
-                <w:rFonts w:ascii="Times New Roman" w:hAnsi="Times New Roman" w:eastAsia="Times New Roman" w:cs="Times New Roman"/>
-                <w:b w:val="0"/>
-                <w:i w:val="0"/>
-                <w:sz w:val="19"/>
-              </w:rPr>
-              <w:t>The Day minus 3 disconnected backup media is stored on site in a known secure place and has not been connected since 17:00 on Day minus 3.</w:t>
-            </w:r>
-          </w:p>
-        </w:tc>
-        <w:tc>
-          <w:tcPr>
-            <w:tcW w:w="1474" w:type="dxa"/>
-          </w:tcPr>
-          <w:p>
-            <w:pPr>
-              <w:spacing w:after="20" w:line="240" w:lineRule="auto"/>
-            </w:pPr>
-            <w:r>
-              <w:rPr>
-                <w:rFonts w:ascii="Times New Roman" w:hAnsi="Times New Roman" w:eastAsia="Times New Roman" w:cs="Times New Roman"/>
-                <w:b w:val="0"/>
-                <w:i w:val="0"/>
-                <w:sz w:val="19"/>
-              </w:rPr>
-              <w:t>1.1, 3.1, 3.6.3</w:t>
-            </w:r>
-          </w:p>
-        </w:tc>
-        <w:tc>
-          <w:tcPr>
-            <w:tcW w:w="2392" w:type="dxa"/>
-          </w:tcPr>
-          <w:p>
-            <w:pPr>
-              <w:spacing w:after="20" w:line="240" w:lineRule="auto"/>
-            </w:pPr>
-            <w:r>
-              <w:rPr>
-                <w:rFonts w:ascii="Times New Roman" w:hAnsi="Times New Roman" w:eastAsia="Times New Roman" w:cs="Times New Roman"/>
-                <w:b w:val="0"/>
-                <w:i w:val="0"/>
-                <w:sz w:val="19"/>
-              </w:rPr>
-              <w:t>Confirm with IT Operations Lead; inspect media.</w:t>
-            </w:r>
-          </w:p>
-        </w:tc>
-      </w:tr>
-      <w:tr>
-        <w:tblPrEx>
-          <w:tblBorders>
-            <w:top w:val="single" w:color="auto" w:sz="4" w:space="0"/>
-            <w:left w:val="single" w:color="auto" w:sz="4" w:space="0"/>
-            <w:bottom w:val="single" w:color="auto" w:sz="4" w:space="0"/>
-            <w:right w:val="single" w:color="auto" w:sz="4" w:space="0"/>
-            <w:insideH w:val="single" w:color="auto" w:sz="4" w:space="0"/>
-            <w:insideV w:val="single" w:color="auto" w:sz="4" w:space="0"/>
-          </w:tblBorders>
-          <w:tblCellMar>
-            <w:top w:w="0" w:type="dxa"/>
-            <w:left w:w="108" w:type="dxa"/>
-            <w:bottom w:w="0" w:type="dxa"/>
-            <w:right w:w="108" w:type="dxa"/>
-          </w:tblCellMar>
-        </w:tblPrEx>
-        <w:trPr>
-          <w:cantSplit/>
-          <w:jc w:val="center"/>
-        </w:trPr>
-        <w:tc>
-          <w:tcPr>
-            <w:tcW w:w="623" w:type="dxa"/>
-          </w:tcPr>
-          <w:p>
-            <w:pPr>
-              <w:spacing w:after="20" w:line="240" w:lineRule="auto"/>
-            </w:pPr>
-            <w:r>
-              <w:rPr>
-                <w:rFonts w:ascii="Times New Roman" w:hAnsi="Times New Roman" w:eastAsia="Times New Roman" w:cs="Times New Roman"/>
-                <w:b w:val="0"/>
-                <w:i w:val="0"/>
-                <w:sz w:val="19"/>
-              </w:rPr>
-              <w:t>A11</w:t>
-            </w:r>
-          </w:p>
-        </w:tc>
-        <w:tc>
-          <w:tcPr>
-            <w:tcW w:w="4536" w:type="dxa"/>
-          </w:tcPr>
-          <w:p>
-            <w:pPr>
-              <w:spacing w:after="20" w:line="240" w:lineRule="auto"/>
-            </w:pPr>
-            <w:r>
-              <w:rPr>
-                <w:rFonts w:ascii="Times New Roman" w:hAnsi="Times New Roman" w:eastAsia="Times New Roman" w:cs="Times New Roman"/>
-                <w:b w:val="0"/>
-                <w:i w:val="0"/>
-                <w:sz w:val="19"/>
-              </w:rPr>
-              <w:t>Staff phones and a messaging group can be used without relying on Microsoft 365 identity, and a phone bridge can be set up.</w:t>
-            </w:r>
-          </w:p>
-        </w:tc>
-        <w:tc>
-          <w:tcPr>
-            <w:tcW w:w="1474" w:type="dxa"/>
-          </w:tcPr>
-          <w:p>
-            <w:pPr>
-              <w:spacing w:after="20" w:line="240" w:lineRule="auto"/>
-            </w:pPr>
-            <w:r>
-              <w:rPr>
-                <w:rFonts w:ascii="Times New Roman" w:hAnsi="Times New Roman" w:eastAsia="Times New Roman" w:cs="Times New Roman"/>
-                <w:b w:val="0"/>
-                <w:i w:val="0"/>
-                <w:sz w:val="19"/>
-              </w:rPr>
-              <w:t>2.6, 4.1, 4.2</w:t>
-            </w:r>
-          </w:p>
-        </w:tc>
-        <w:tc>
-          <w:tcPr>
-            <w:tcW w:w="2392" w:type="dxa"/>
-          </w:tcPr>
-          <w:p>
-            <w:pPr>
-              <w:spacing w:after="20" w:line="240" w:lineRule="auto"/>
-            </w:pPr>
-            <w:r>
-              <w:rPr>
-                <w:rFonts w:ascii="Times New Roman" w:hAnsi="Times New Roman" w:eastAsia="Times New Roman" w:cs="Times New Roman"/>
-                <w:b w:val="0"/>
-                <w:i w:val="0"/>
-                <w:sz w:val="19"/>
-              </w:rPr>
-              <w:t>Test during exercises (R3).</w:t>
-            </w:r>
-          </w:p>
-        </w:tc>
-      </w:tr>
-      <w:tr>
-        <w:tblPrEx>
-          <w:tblBorders>
-            <w:top w:val="single" w:color="auto" w:sz="4" w:space="0"/>
-            <w:left w:val="single" w:color="auto" w:sz="4" w:space="0"/>
-            <w:bottom w:val="single" w:color="auto" w:sz="4" w:space="0"/>
-            <w:right w:val="single" w:color="auto" w:sz="4" w:space="0"/>
-            <w:insideH w:val="single" w:color="auto" w:sz="4" w:space="0"/>
-            <w:insideV w:val="single" w:color="auto" w:sz="4" w:space="0"/>
-          </w:tblBorders>
-          <w:tblCellMar>
-            <w:top w:w="0" w:type="dxa"/>
-            <w:left w:w="108" w:type="dxa"/>
-            <w:bottom w:w="0" w:type="dxa"/>
-            <w:right w:w="108" w:type="dxa"/>
-          </w:tblCellMar>
-        </w:tblPrEx>
-        <w:trPr>
-          <w:cantSplit/>
-          <w:jc w:val="center"/>
-        </w:trPr>
-        <w:tc>
-          <w:tcPr>
-            <w:tcW w:w="623" w:type="dxa"/>
-          </w:tcPr>
-          <w:p>
-            <w:pPr>
-              <w:spacing w:after="20" w:line="240" w:lineRule="auto"/>
-            </w:pPr>
-            <w:r>
-              <w:rPr>
-                <w:rFonts w:ascii="Times New Roman" w:hAnsi="Times New Roman" w:eastAsia="Times New Roman" w:cs="Times New Roman"/>
-                <w:b w:val="0"/>
-                <w:i w:val="0"/>
-                <w:sz w:val="19"/>
-              </w:rPr>
-              <w:t>A12</w:t>
-            </w:r>
-          </w:p>
-        </w:tc>
-        <w:tc>
-          <w:tcPr>
-            <w:tcW w:w="4536" w:type="dxa"/>
-          </w:tcPr>
-          <w:p>
-            <w:pPr>
-              <w:spacing w:after="20" w:line="240" w:lineRule="auto"/>
-            </w:pPr>
-            <w:r>
-              <w:rPr>
-                <w:rFonts w:ascii="Times New Roman" w:hAnsi="Times New Roman" w:eastAsia="Times New Roman" w:cs="Times New Roman"/>
-                <w:b w:val="0"/>
-                <w:i w:val="0"/>
-                <w:sz w:val="19"/>
-              </w:rPr>
-              <w:t>Severity response times, RTO and RPO values, monitoring periods and the post-incident review deadline are my proposals, not Northbridge policy. A business impact analysis (Week 21) is needed.</w:t>
-            </w:r>
-          </w:p>
-        </w:tc>
-        <w:tc>
-          <w:tcPr>
-            <w:tcW w:w="1474" w:type="dxa"/>
-          </w:tcPr>
-          <w:p>
-            <w:pPr>
-              <w:spacing w:after="20" w:line="240" w:lineRule="auto"/>
-            </w:pPr>
-            <w:r>
-              <w:rPr>
-                <w:rFonts w:ascii="Times New Roman" w:hAnsi="Times New Roman" w:eastAsia="Times New Roman" w:cs="Times New Roman"/>
-                <w:b w:val="0"/>
-                <w:i w:val="0"/>
-                <w:sz w:val="19"/>
-              </w:rPr>
-              <w:t>1.4, 2.6, 3.6, 4.3, 5.6</w:t>
-            </w:r>
-          </w:p>
-        </w:tc>
-        <w:tc>
-          <w:tcPr>
-            <w:tcW w:w="2392" w:type="dxa"/>
-          </w:tcPr>
-          <w:p>
-            <w:pPr>
-              <w:spacing w:after="20" w:line="240" w:lineRule="auto"/>
-            </w:pPr>
-            <w:r>
-              <w:rPr>
-                <w:rFonts w:ascii="Times New Roman" w:hAnsi="Times New Roman" w:eastAsia="Times New Roman" w:cs="Times New Roman"/>
-                <w:b w:val="0"/>
-                <w:i w:val="0"/>
-                <w:sz w:val="19"/>
-              </w:rPr>
-              <w:t>Confirm through business impact analysis and management approval.</w:t>
-            </w:r>
-          </w:p>
-        </w:tc>
-      </w:tr>
-      <w:tr>
-        <w:tblPrEx>
-          <w:tblBorders>
-            <w:top w:val="single" w:color="auto" w:sz="4" w:space="0"/>
-            <w:left w:val="single" w:color="auto" w:sz="4" w:space="0"/>
-            <w:bottom w:val="single" w:color="auto" w:sz="4" w:space="0"/>
-            <w:right w:val="single" w:color="auto" w:sz="4" w:space="0"/>
-            <w:insideH w:val="single" w:color="auto" w:sz="4" w:space="0"/>
-            <w:insideV w:val="single" w:color="auto" w:sz="4" w:space="0"/>
-          </w:tblBorders>
-          <w:tblCellMar>
-            <w:top w:w="0" w:type="dxa"/>
-            <w:left w:w="108" w:type="dxa"/>
-            <w:bottom w:w="0" w:type="dxa"/>
-            <w:right w:w="108" w:type="dxa"/>
-          </w:tblCellMar>
-        </w:tblPrEx>
-        <w:trPr>
-          <w:cantSplit/>
-          <w:jc w:val="center"/>
-        </w:trPr>
-        <w:tc>
-          <w:tcPr>
-            <w:tcW w:w="623" w:type="dxa"/>
-          </w:tcPr>
-          <w:p>
-            <w:pPr>
-              <w:spacing w:after="20" w:line="240" w:lineRule="auto"/>
-            </w:pPr>
-            <w:r>
-              <w:rPr>
-                <w:rFonts w:ascii="Times New Roman" w:hAnsi="Times New Roman" w:eastAsia="Times New Roman" w:cs="Times New Roman"/>
-                <w:b w:val="0"/>
-                <w:i w:val="0"/>
-                <w:sz w:val="19"/>
-              </w:rPr>
-              <w:t>A13</w:t>
-            </w:r>
-          </w:p>
-        </w:tc>
-        <w:tc>
-          <w:tcPr>
-            <w:tcW w:w="4536" w:type="dxa"/>
-          </w:tcPr>
-          <w:p>
-            <w:pPr>
-              <w:spacing w:after="20" w:line="240" w:lineRule="auto"/>
-            </w:pPr>
-            <w:r>
-              <w:rPr>
-                <w:rFonts w:ascii="Times New Roman" w:hAnsi="Times New Roman" w:eastAsia="Times New Roman" w:cs="Times New Roman"/>
-                <w:b w:val="0"/>
-                <w:i w:val="0"/>
-                <w:sz w:val="19"/>
-              </w:rPr>
-              <w:t>Examination content is held on LMS01 and FS01, and no alternative examination platform has been validated.</w:t>
-            </w:r>
-          </w:p>
-        </w:tc>
-        <w:tc>
-          <w:tcPr>
-            <w:tcW w:w="1474" w:type="dxa"/>
-          </w:tcPr>
-          <w:p>
-            <w:pPr>
-              <w:spacing w:after="20" w:line="240" w:lineRule="auto"/>
-            </w:pPr>
-            <w:r>
-              <w:rPr>
-                <w:rFonts w:ascii="Times New Roman" w:hAnsi="Times New Roman" w:eastAsia="Times New Roman" w:cs="Times New Roman"/>
-                <w:b w:val="0"/>
-                <w:i w:val="0"/>
-                <w:sz w:val="19"/>
-              </w:rPr>
-              <w:t>3.3.2</w:t>
-            </w:r>
-          </w:p>
-        </w:tc>
-        <w:tc>
-          <w:tcPr>
-            <w:tcW w:w="2392" w:type="dxa"/>
-          </w:tcPr>
-          <w:p>
-            <w:pPr>
-              <w:spacing w:after="20" w:line="240" w:lineRule="auto"/>
-            </w:pPr>
-            <w:r>
-              <w:rPr>
-                <w:rFonts w:ascii="Times New Roman" w:hAnsi="Times New Roman" w:eastAsia="Times New Roman" w:cs="Times New Roman"/>
-                <w:b w:val="0"/>
-                <w:i w:val="0"/>
-                <w:sz w:val="19"/>
-              </w:rPr>
-              <w:t>Confirm with Academic Business Owner.</w:t>
-            </w:r>
-          </w:p>
-        </w:tc>
-      </w:tr>
-      <w:tr>
-        <w:tblPrEx>
-          <w:tblBorders>
-            <w:top w:val="single" w:color="auto" w:sz="4" w:space="0"/>
-            <w:left w:val="single" w:color="auto" w:sz="4" w:space="0"/>
-            <w:bottom w:val="single" w:color="auto" w:sz="4" w:space="0"/>
-            <w:right w:val="single" w:color="auto" w:sz="4" w:space="0"/>
-            <w:insideH w:val="single" w:color="auto" w:sz="4" w:space="0"/>
-            <w:insideV w:val="single" w:color="auto" w:sz="4" w:space="0"/>
-          </w:tblBorders>
-          <w:tblCellMar>
-            <w:top w:w="0" w:type="dxa"/>
-            <w:left w:w="108" w:type="dxa"/>
-            <w:bottom w:w="0" w:type="dxa"/>
-            <w:right w:w="108" w:type="dxa"/>
-          </w:tblCellMar>
-        </w:tblPrEx>
-        <w:trPr>
-          <w:cantSplit/>
-          <w:jc w:val="center"/>
-        </w:trPr>
-        <w:tc>
-          <w:tcPr>
-            <w:tcW w:w="623" w:type="dxa"/>
-          </w:tcPr>
-          <w:p>
-            <w:pPr>
-              <w:spacing w:after="20" w:line="240" w:lineRule="auto"/>
-            </w:pPr>
-            <w:r>
-              <w:rPr>
-                <w:rFonts w:ascii="Times New Roman" w:hAnsi="Times New Roman" w:eastAsia="Times New Roman" w:cs="Times New Roman"/>
-                <w:b w:val="0"/>
-                <w:i w:val="0"/>
-                <w:sz w:val="19"/>
-              </w:rPr>
-              <w:t>A14</w:t>
-            </w:r>
-          </w:p>
-        </w:tc>
-        <w:tc>
-          <w:tcPr>
-            <w:tcW w:w="4536" w:type="dxa"/>
-          </w:tcPr>
-          <w:p>
-            <w:pPr>
-              <w:spacing w:after="20" w:line="240" w:lineRule="auto"/>
-            </w:pPr>
-            <w:r>
-              <w:rPr>
-                <w:rFonts w:ascii="Times New Roman" w:hAnsi="Times New Roman" w:eastAsia="Times New Roman" w:cs="Times New Roman"/>
-                <w:b w:val="0"/>
-                <w:i w:val="0"/>
-                <w:sz w:val="19"/>
-              </w:rPr>
-              <w:t>Northbridge has a bulk SMS provider and official social media accounts that are not linked to compromised credentials.</w:t>
-            </w:r>
-          </w:p>
-        </w:tc>
-        <w:tc>
-          <w:tcPr>
-            <w:tcW w:w="1474" w:type="dxa"/>
-          </w:tcPr>
-          <w:p>
-            <w:pPr>
-              <w:spacing w:after="20" w:line="240" w:lineRule="auto"/>
-            </w:pPr>
-            <w:r>
-              <w:rPr>
-                <w:rFonts w:ascii="Times New Roman" w:hAnsi="Times New Roman" w:eastAsia="Times New Roman" w:cs="Times New Roman"/>
-                <w:b w:val="0"/>
-                <w:i w:val="0"/>
-                <w:sz w:val="19"/>
-              </w:rPr>
-              <w:t>4.1, 4.2</w:t>
-            </w:r>
-          </w:p>
-        </w:tc>
-        <w:tc>
-          <w:tcPr>
-            <w:tcW w:w="2392" w:type="dxa"/>
-          </w:tcPr>
-          <w:p>
-            <w:pPr>
-              <w:spacing w:after="20" w:line="240" w:lineRule="auto"/>
-            </w:pPr>
-            <w:r>
-              <w:rPr>
-                <w:rFonts w:ascii="Times New Roman" w:hAnsi="Times New Roman" w:eastAsia="Times New Roman" w:cs="Times New Roman"/>
-                <w:b w:val="0"/>
-                <w:i w:val="0"/>
-                <w:sz w:val="19"/>
-              </w:rPr>
-              <w:t>Verify account security before use.</w:t>
-            </w:r>
-          </w:p>
-        </w:tc>
-      </w:tr>
-      <w:tr>
-        <w:tblPrEx>
-          <w:tblBorders>
-            <w:top w:val="single" w:color="auto" w:sz="4" w:space="0"/>
-            <w:left w:val="single" w:color="auto" w:sz="4" w:space="0"/>
-            <w:bottom w:val="single" w:color="auto" w:sz="4" w:space="0"/>
-            <w:right w:val="single" w:color="auto" w:sz="4" w:space="0"/>
-            <w:insideH w:val="single" w:color="auto" w:sz="4" w:space="0"/>
-            <w:insideV w:val="single" w:color="auto" w:sz="4" w:space="0"/>
-          </w:tblBorders>
-          <w:tblCellMar>
-            <w:top w:w="0" w:type="dxa"/>
-            <w:left w:w="108" w:type="dxa"/>
-            <w:bottom w:w="0" w:type="dxa"/>
-            <w:right w:w="108" w:type="dxa"/>
-          </w:tblCellMar>
-        </w:tblPrEx>
-        <w:trPr>
-          <w:cantSplit/>
-          <w:jc w:val="center"/>
-        </w:trPr>
-        <w:tc>
-          <w:tcPr>
-            <w:tcW w:w="623" w:type="dxa"/>
-          </w:tcPr>
-          <w:p>
-            <w:pPr>
-              <w:spacing w:after="20" w:line="240" w:lineRule="auto"/>
-            </w:pPr>
-            <w:r>
-              <w:rPr>
-                <w:rFonts w:ascii="Times New Roman" w:hAnsi="Times New Roman" w:eastAsia="Times New Roman" w:cs="Times New Roman"/>
-                <w:b w:val="0"/>
-                <w:i w:val="0"/>
-                <w:sz w:val="19"/>
-              </w:rPr>
-              <w:t>A15</w:t>
-            </w:r>
-          </w:p>
-        </w:tc>
-        <w:tc>
-          <w:tcPr>
-            <w:tcW w:w="4536" w:type="dxa"/>
-          </w:tcPr>
-          <w:p>
-            <w:pPr>
-              <w:spacing w:after="20" w:line="240" w:lineRule="auto"/>
-            </w:pPr>
-            <w:r>
-              <w:rPr>
-                <w:rFonts w:ascii="Times New Roman" w:hAnsi="Times New Roman" w:eastAsia="Times New Roman" w:cs="Times New Roman"/>
-                <w:b w:val="0"/>
-                <w:i w:val="0"/>
-                <w:sz w:val="19"/>
-              </w:rPr>
-              <w:t>The backup console can export job history, configuration and an audit trail.</w:t>
-            </w:r>
-          </w:p>
-        </w:tc>
-        <w:tc>
-          <w:tcPr>
-            <w:tcW w:w="1474" w:type="dxa"/>
-          </w:tcPr>
-          <w:p>
-            <w:pPr>
-              <w:spacing w:after="20" w:line="240" w:lineRule="auto"/>
-            </w:pPr>
-            <w:r>
-              <w:rPr>
-                <w:rFonts w:ascii="Times New Roman" w:hAnsi="Times New Roman" w:eastAsia="Times New Roman" w:cs="Times New Roman"/>
-                <w:b w:val="0"/>
-                <w:i w:val="0"/>
-                <w:sz w:val="19"/>
-              </w:rPr>
-              <w:t>3.4 (EV-04)</w:t>
-            </w:r>
-          </w:p>
-        </w:tc>
-        <w:tc>
-          <w:tcPr>
-            <w:tcW w:w="2392" w:type="dxa"/>
-          </w:tcPr>
-          <w:p>
-            <w:pPr>
-              <w:spacing w:after="20" w:line="240" w:lineRule="auto"/>
-            </w:pPr>
-            <w:r>
-              <w:rPr>
-                <w:rFonts w:ascii="Times New Roman" w:hAnsi="Times New Roman" w:eastAsia="Times New Roman" w:cs="Times New Roman"/>
-                <w:b w:val="0"/>
-                <w:i w:val="0"/>
-                <w:sz w:val="19"/>
-              </w:rPr>
-              <w:t>Confirm with backup vendor.</w:t>
-            </w:r>
-          </w:p>
-        </w:tc>
-      </w:tr>
-      <w:tr>
-        <w:tblPrEx>
-          <w:tblBorders>
-            <w:top w:val="single" w:color="auto" w:sz="4" w:space="0"/>
-            <w:left w:val="single" w:color="auto" w:sz="4" w:space="0"/>
-            <w:bottom w:val="single" w:color="auto" w:sz="4" w:space="0"/>
-            <w:right w:val="single" w:color="auto" w:sz="4" w:space="0"/>
-            <w:insideH w:val="single" w:color="auto" w:sz="4" w:space="0"/>
-            <w:insideV w:val="single" w:color="auto" w:sz="4" w:space="0"/>
-          </w:tblBorders>
-          <w:tblCellMar>
-            <w:top w:w="0" w:type="dxa"/>
-            <w:left w:w="108" w:type="dxa"/>
-            <w:bottom w:w="0" w:type="dxa"/>
-            <w:right w:w="108" w:type="dxa"/>
-          </w:tblCellMar>
-        </w:tblPrEx>
-        <w:trPr>
-          <w:cantSplit/>
-          <w:jc w:val="center"/>
-        </w:trPr>
-        <w:tc>
-          <w:tcPr>
-            <w:tcW w:w="623" w:type="dxa"/>
-          </w:tcPr>
-          <w:p>
-            <w:pPr>
-              <w:spacing w:after="20" w:line="240" w:lineRule="auto"/>
-            </w:pPr>
-            <w:r>
-              <w:rPr>
-                <w:rFonts w:ascii="Times New Roman" w:hAnsi="Times New Roman" w:eastAsia="Times New Roman" w:cs="Times New Roman"/>
-                <w:b w:val="0"/>
-                <w:i w:val="0"/>
-                <w:sz w:val="19"/>
-              </w:rPr>
-              <w:t>A16</w:t>
-            </w:r>
-          </w:p>
-        </w:tc>
-        <w:tc>
-          <w:tcPr>
-            <w:tcW w:w="4536" w:type="dxa"/>
-          </w:tcPr>
-          <w:p>
-            <w:pPr>
-              <w:spacing w:after="20" w:line="240" w:lineRule="auto"/>
-            </w:pPr>
-            <w:r>
-              <w:rPr>
-                <w:rFonts w:ascii="Times New Roman" w:hAnsi="Times New Roman" w:eastAsia="Times New Roman" w:cs="Times New Roman"/>
-                <w:b w:val="0"/>
-                <w:i w:val="0"/>
-                <w:sz w:val="19"/>
-              </w:rPr>
-              <w:t>Microsoft 365 audit and sign-in logging was enabled before the incident and covers Day minus 3 onward; vendor support is available under existing contracts.</w:t>
-            </w:r>
-          </w:p>
-        </w:tc>
-        <w:tc>
-          <w:tcPr>
-            <w:tcW w:w="1474" w:type="dxa"/>
-          </w:tcPr>
-          <w:p>
-            <w:pPr>
-              <w:spacing w:after="20" w:line="240" w:lineRule="auto"/>
-            </w:pPr>
-            <w:r>
-              <w:rPr>
-                <w:rFonts w:ascii="Times New Roman" w:hAnsi="Times New Roman" w:eastAsia="Times New Roman" w:cs="Times New Roman"/>
-                <w:b w:val="0"/>
-                <w:i w:val="0"/>
-                <w:sz w:val="19"/>
-              </w:rPr>
-              <w:t>2.4, 3.4 (EV-05)</w:t>
-            </w:r>
-          </w:p>
-        </w:tc>
-        <w:tc>
-          <w:tcPr>
-            <w:tcW w:w="2392" w:type="dxa"/>
-          </w:tcPr>
-          <w:p>
-            <w:pPr>
-              <w:spacing w:after="20" w:line="240" w:lineRule="auto"/>
-            </w:pPr>
-            <w:r>
-              <w:rPr>
-                <w:rFonts w:ascii="Times New Roman" w:hAnsi="Times New Roman" w:eastAsia="Times New Roman" w:cs="Times New Roman"/>
-                <w:b w:val="0"/>
-                <w:i w:val="0"/>
-                <w:sz w:val="19"/>
-              </w:rPr>
-              <w:t>Confirm in the Microsoft 365 admin portal.</w:t>
-            </w:r>
-          </w:p>
-        </w:tc>
-      </w:tr>
-      <w:tr>
-        <w:tblPrEx>
-          <w:tblBorders>
-            <w:top w:val="single" w:color="auto" w:sz="4" w:space="0"/>
-            <w:left w:val="single" w:color="auto" w:sz="4" w:space="0"/>
-            <w:bottom w:val="single" w:color="auto" w:sz="4" w:space="0"/>
-            <w:right w:val="single" w:color="auto" w:sz="4" w:space="0"/>
-            <w:insideH w:val="single" w:color="auto" w:sz="4" w:space="0"/>
-            <w:insideV w:val="single" w:color="auto" w:sz="4" w:space="0"/>
-          </w:tblBorders>
-          <w:tblCellMar>
-            <w:top w:w="0" w:type="dxa"/>
-            <w:left w:w="108" w:type="dxa"/>
-            <w:bottom w:w="0" w:type="dxa"/>
-            <w:right w:w="108" w:type="dxa"/>
-          </w:tblCellMar>
-        </w:tblPrEx>
-        <w:trPr>
-          <w:cantSplit/>
-          <w:jc w:val="center"/>
-        </w:trPr>
-        <w:tc>
-          <w:tcPr>
-            <w:tcW w:w="623" w:type="dxa"/>
-          </w:tcPr>
-          <w:p>
-            <w:pPr>
-              <w:spacing w:after="20" w:line="240" w:lineRule="auto"/>
-            </w:pPr>
-            <w:r>
-              <w:rPr>
-                <w:rFonts w:ascii="Times New Roman" w:hAnsi="Times New Roman" w:eastAsia="Times New Roman" w:cs="Times New Roman"/>
-                <w:b w:val="0"/>
-                <w:i w:val="0"/>
-                <w:sz w:val="19"/>
-              </w:rPr>
-              <w:t>A17</w:t>
-            </w:r>
-          </w:p>
-        </w:tc>
-        <w:tc>
-          <w:tcPr>
-            <w:tcW w:w="4536" w:type="dxa"/>
-          </w:tcPr>
-          <w:p>
-            <w:pPr>
-              <w:spacing w:after="20" w:line="240" w:lineRule="auto"/>
-            </w:pPr>
-            <w:r>
-              <w:rPr>
-                <w:rFonts w:ascii="Times New Roman" w:hAnsi="Times New Roman" w:eastAsia="Times New Roman" w:cs="Times New Roman"/>
-                <w:b w:val="0"/>
-                <w:i w:val="0"/>
-                <w:sz w:val="19"/>
-              </w:rPr>
-              <w:t>Academic regulations allow an examination to be postponed without penalty to learners.</w:t>
-            </w:r>
-          </w:p>
-        </w:tc>
-        <w:tc>
-          <w:tcPr>
-            <w:tcW w:w="1474" w:type="dxa"/>
-          </w:tcPr>
-          <w:p>
-            <w:pPr>
-              <w:spacing w:after="20" w:line="240" w:lineRule="auto"/>
-            </w:pPr>
-            <w:r>
-              <w:rPr>
-                <w:rFonts w:ascii="Times New Roman" w:hAnsi="Times New Roman" w:eastAsia="Times New Roman" w:cs="Times New Roman"/>
-                <w:b w:val="0"/>
-                <w:i w:val="0"/>
-                <w:sz w:val="19"/>
-              </w:rPr>
-              <w:t>3.3.2, 5.2</w:t>
-            </w:r>
-          </w:p>
-        </w:tc>
-        <w:tc>
-          <w:tcPr>
-            <w:tcW w:w="2392" w:type="dxa"/>
-          </w:tcPr>
-          <w:p>
-            <w:pPr>
-              <w:spacing w:after="20" w:line="240" w:lineRule="auto"/>
-            </w:pPr>
-            <w:r>
-              <w:rPr>
-                <w:rFonts w:ascii="Times New Roman" w:hAnsi="Times New Roman" w:eastAsia="Times New Roman" w:cs="Times New Roman"/>
-                <w:b w:val="0"/>
-                <w:i w:val="0"/>
-                <w:sz w:val="19"/>
-              </w:rPr>
-              <w:t>Confirm with Academic Business Owner.</w:t>
-            </w:r>
-          </w:p>
-        </w:tc>
-      </w:tr>
-    </w:tbl>
+    <w:p>
+      <w:pPr>
+        <w:spacing w:after="40"/>
+      </w:pPr>
+    </w:p>
+    <w:p>
+      <w:pPr>
+        <w:spacing w:after="40"/>
+      </w:pPr>
+    </w:p>
+    <w:p>
+      <w:pPr>
+        <w:spacing w:after="40"/>
+      </w:pPr>
+    </w:p>
+    <w:p>
+      <w:pPr>
+        <w:spacing w:after="40"/>
+      </w:pPr>
+    </w:p>
+    <w:p>
+      <w:pPr>
+        <w:spacing w:after="40"/>
+      </w:pPr>
+    </w:p>
     <w:p>
       <w:pPr>
         <w:spacing w:after="40"/>
@@ -33161,1050 +31415,6 @@
         <w:pStyle w:val="2"/>
         <w:keepNext/>
       </w:pPr>
-      <w:r>
-        <w:rPr>
-          <w:rFonts w:ascii="Times New Roman" w:hAnsi="Times New Roman" w:eastAsia="Times New Roman" w:cs="Times New Roman"/>
-          <w:b/>
-          <w:color w:val="000000"/>
-        </w:rPr>
-        <w:t>Source mapping</w:t>
-      </w:r>
-    </w:p>
-    <w:p>
-      <w:pPr>
-        <w:keepNext/>
-        <w:spacing w:after="60"/>
-      </w:pPr>
-      <w:r>
-        <w:rPr>
-          <w:rFonts w:ascii="Times New Roman" w:hAnsi="Times New Roman" w:eastAsia="Times New Roman" w:cs="Times New Roman"/>
-          <w:b/>
-          <w:i w:val="0"/>
-        </w:rPr>
-        <w:t>Table A.2: Source mapping</w:t>
-      </w:r>
-    </w:p>
-    <w:tbl>
-      <w:tblPr>
-        <w:tblStyle w:val="9"/>
-        <w:tblW w:w="9026" w:type="dxa"/>
-        <w:jc w:val="center"/>
-        <w:tblBorders>
-          <w:top w:val="single" w:color="auto" w:sz="4" w:space="0"/>
-          <w:left w:val="single" w:color="auto" w:sz="4" w:space="0"/>
-          <w:bottom w:val="single" w:color="auto" w:sz="4" w:space="0"/>
-          <w:right w:val="single" w:color="auto" w:sz="4" w:space="0"/>
-          <w:insideH w:val="single" w:color="auto" w:sz="4" w:space="0"/>
-          <w:insideV w:val="single" w:color="auto" w:sz="4" w:space="0"/>
-        </w:tblBorders>
-        <w:tblLayout w:type="fixed"/>
-        <w:tblCellMar>
-          <w:top w:w="0" w:type="dxa"/>
-          <w:left w:w="108" w:type="dxa"/>
-          <w:bottom w:w="0" w:type="dxa"/>
-          <w:right w:w="108" w:type="dxa"/>
-        </w:tblCellMar>
-      </w:tblPr>
-      <w:tblGrid>
-        <w:gridCol w:w="680"/>
-        <w:gridCol w:w="1927"/>
-        <w:gridCol w:w="3061"/>
-        <w:gridCol w:w="3356"/>
-      </w:tblGrid>
-      <w:tr>
-        <w:tblPrEx>
-          <w:tblBorders>
-            <w:top w:val="single" w:color="auto" w:sz="4" w:space="0"/>
-            <w:left w:val="single" w:color="auto" w:sz="4" w:space="0"/>
-            <w:bottom w:val="single" w:color="auto" w:sz="4" w:space="0"/>
-            <w:right w:val="single" w:color="auto" w:sz="4" w:space="0"/>
-            <w:insideH w:val="single" w:color="auto" w:sz="4" w:space="0"/>
-            <w:insideV w:val="single" w:color="auto" w:sz="4" w:space="0"/>
-          </w:tblBorders>
-          <w:tblCellMar>
-            <w:top w:w="0" w:type="dxa"/>
-            <w:left w:w="108" w:type="dxa"/>
-            <w:bottom w:w="0" w:type="dxa"/>
-            <w:right w:w="108" w:type="dxa"/>
-          </w:tblCellMar>
-        </w:tblPrEx>
-        <w:trPr>
-          <w:cantSplit/>
-          <w:tblHeader/>
-          <w:jc w:val="center"/>
-        </w:trPr>
-        <w:tc>
-          <w:tcPr>
-            <w:tcW w:w="680" w:type="dxa"/>
-          </w:tcPr>
-          <w:p>
-            <w:pPr>
-              <w:spacing w:after="0" w:line="240" w:lineRule="auto"/>
-            </w:pPr>
-            <w:r>
-              <w:rPr>
-                <w:rFonts w:ascii="Times New Roman" w:hAnsi="Times New Roman" w:eastAsia="Times New Roman" w:cs="Times New Roman"/>
-                <w:b/>
-                <w:i w:val="0"/>
-                <w:sz w:val="19"/>
-              </w:rPr>
-              <w:t>Ref.</w:t>
-            </w:r>
-          </w:p>
-        </w:tc>
-        <w:tc>
-          <w:tcPr>
-            <w:tcW w:w="1927" w:type="dxa"/>
-          </w:tcPr>
-          <w:p>
-            <w:pPr>
-              <w:spacing w:after="0" w:line="240" w:lineRule="auto"/>
-            </w:pPr>
-            <w:r>
-              <w:rPr>
-                <w:rFonts w:ascii="Times New Roman" w:hAnsi="Times New Roman" w:eastAsia="Times New Roman" w:cs="Times New Roman"/>
-                <w:b/>
-                <w:i w:val="0"/>
-                <w:sz w:val="19"/>
-              </w:rPr>
-              <w:t>Source</w:t>
-            </w:r>
-          </w:p>
-        </w:tc>
-        <w:tc>
-          <w:tcPr>
-            <w:tcW w:w="3061" w:type="dxa"/>
-          </w:tcPr>
-          <w:p>
-            <w:pPr>
-              <w:spacing w:after="0" w:line="240" w:lineRule="auto"/>
-            </w:pPr>
-            <w:r>
-              <w:rPr>
-                <w:rFonts w:ascii="Times New Roman" w:hAnsi="Times New Roman" w:eastAsia="Times New Roman" w:cs="Times New Roman"/>
-                <w:b/>
-                <w:i w:val="0"/>
-                <w:sz w:val="19"/>
-              </w:rPr>
-              <w:t>What was consulted</w:t>
-            </w:r>
-          </w:p>
-        </w:tc>
-        <w:tc>
-          <w:tcPr>
-            <w:tcW w:w="3356" w:type="dxa"/>
-          </w:tcPr>
-          <w:p>
-            <w:pPr>
-              <w:spacing w:after="0" w:line="240" w:lineRule="auto"/>
-            </w:pPr>
-            <w:r>
-              <w:rPr>
-                <w:rFonts w:ascii="Times New Roman" w:hAnsi="Times New Roman" w:eastAsia="Times New Roman" w:cs="Times New Roman"/>
-                <w:b/>
-                <w:i w:val="0"/>
-                <w:sz w:val="19"/>
-              </w:rPr>
-              <w:t>Decisions it supports</w:t>
-            </w:r>
-          </w:p>
-        </w:tc>
-      </w:tr>
-      <w:tr>
-        <w:tblPrEx>
-          <w:tblBorders>
-            <w:top w:val="single" w:color="auto" w:sz="4" w:space="0"/>
-            <w:left w:val="single" w:color="auto" w:sz="4" w:space="0"/>
-            <w:bottom w:val="single" w:color="auto" w:sz="4" w:space="0"/>
-            <w:right w:val="single" w:color="auto" w:sz="4" w:space="0"/>
-            <w:insideH w:val="single" w:color="auto" w:sz="4" w:space="0"/>
-            <w:insideV w:val="single" w:color="auto" w:sz="4" w:space="0"/>
-          </w:tblBorders>
-          <w:tblCellMar>
-            <w:top w:w="0" w:type="dxa"/>
-            <w:left w:w="108" w:type="dxa"/>
-            <w:bottom w:w="0" w:type="dxa"/>
-            <w:right w:w="108" w:type="dxa"/>
-          </w:tblCellMar>
-        </w:tblPrEx>
-        <w:trPr>
-          <w:cantSplit/>
-          <w:jc w:val="center"/>
-        </w:trPr>
-        <w:tc>
-          <w:tcPr>
-            <w:tcW w:w="680" w:type="dxa"/>
-          </w:tcPr>
-          <w:p>
-            <w:pPr>
-              <w:spacing w:after="20" w:line="240" w:lineRule="auto"/>
-            </w:pPr>
-            <w:r>
-              <w:rPr>
-                <w:rFonts w:ascii="Times New Roman" w:hAnsi="Times New Roman" w:eastAsia="Times New Roman" w:cs="Times New Roman"/>
-                <w:b w:val="0"/>
-                <w:i w:val="0"/>
-                <w:sz w:val="19"/>
-              </w:rPr>
-              <w:t>[1]</w:t>
-            </w:r>
-          </w:p>
-        </w:tc>
-        <w:tc>
-          <w:tcPr>
-            <w:tcW w:w="1927" w:type="dxa"/>
-          </w:tcPr>
-          <w:p>
-            <w:pPr>
-              <w:spacing w:after="20" w:line="240" w:lineRule="auto"/>
-            </w:pPr>
-            <w:r>
-              <w:rPr>
-                <w:rFonts w:ascii="Times New Roman" w:hAnsi="Times New Roman" w:eastAsia="Times New Roman" w:cs="Times New Roman"/>
-                <w:b w:val="0"/>
-                <w:i w:val="0"/>
-                <w:sz w:val="19"/>
-              </w:rPr>
-              <w:t>ICDFA assignment brief</w:t>
-            </w:r>
-          </w:p>
-        </w:tc>
-        <w:tc>
-          <w:tcPr>
-            <w:tcW w:w="3061" w:type="dxa"/>
-          </w:tcPr>
-          <w:p>
-            <w:pPr>
-              <w:spacing w:after="20" w:line="240" w:lineRule="auto"/>
-            </w:pPr>
-            <w:r>
-              <w:rPr>
-                <w:rFonts w:ascii="Times New Roman" w:hAnsi="Times New Roman" w:eastAsia="Times New Roman" w:cs="Times New Roman"/>
-                <w:b w:val="0"/>
-                <w:i w:val="0"/>
-                <w:sz w:val="19"/>
-              </w:rPr>
-              <w:t>Full document read.</w:t>
-            </w:r>
-          </w:p>
-        </w:tc>
-        <w:tc>
-          <w:tcPr>
-            <w:tcW w:w="3356" w:type="dxa"/>
-          </w:tcPr>
-          <w:p>
-            <w:pPr>
-              <w:spacing w:after="20" w:line="240" w:lineRule="auto"/>
-            </w:pPr>
-            <w:r>
-              <w:rPr>
-                <w:rFonts w:ascii="Times New Roman" w:hAnsi="Times New Roman" w:eastAsia="Times New Roman" w:cs="Times New Roman"/>
-                <w:b w:val="0"/>
-                <w:i w:val="0"/>
-                <w:sz w:val="19"/>
-              </w:rPr>
-              <w:t>Scenario facts, evidence E01 to E08, required injects, framework guidance.</w:t>
-            </w:r>
-          </w:p>
-        </w:tc>
-      </w:tr>
-      <w:tr>
-        <w:tblPrEx>
-          <w:tblBorders>
-            <w:top w:val="single" w:color="auto" w:sz="4" w:space="0"/>
-            <w:left w:val="single" w:color="auto" w:sz="4" w:space="0"/>
-            <w:bottom w:val="single" w:color="auto" w:sz="4" w:space="0"/>
-            <w:right w:val="single" w:color="auto" w:sz="4" w:space="0"/>
-            <w:insideH w:val="single" w:color="auto" w:sz="4" w:space="0"/>
-            <w:insideV w:val="single" w:color="auto" w:sz="4" w:space="0"/>
-          </w:tblBorders>
-          <w:tblCellMar>
-            <w:top w:w="0" w:type="dxa"/>
-            <w:left w:w="108" w:type="dxa"/>
-            <w:bottom w:w="0" w:type="dxa"/>
-            <w:right w:w="108" w:type="dxa"/>
-          </w:tblCellMar>
-        </w:tblPrEx>
-        <w:trPr>
-          <w:cantSplit/>
-          <w:jc w:val="center"/>
-        </w:trPr>
-        <w:tc>
-          <w:tcPr>
-            <w:tcW w:w="680" w:type="dxa"/>
-          </w:tcPr>
-          <w:p>
-            <w:pPr>
-              <w:spacing w:after="20" w:line="240" w:lineRule="auto"/>
-            </w:pPr>
-            <w:r>
-              <w:rPr>
-                <w:rFonts w:ascii="Times New Roman" w:hAnsi="Times New Roman" w:eastAsia="Times New Roman" w:cs="Times New Roman"/>
-                <w:b w:val="0"/>
-                <w:i w:val="0"/>
-                <w:sz w:val="19"/>
-              </w:rPr>
-              <w:t>[2]</w:t>
-            </w:r>
-          </w:p>
-        </w:tc>
-        <w:tc>
-          <w:tcPr>
-            <w:tcW w:w="1927" w:type="dxa"/>
-          </w:tcPr>
-          <w:p>
-            <w:pPr>
-              <w:spacing w:after="20" w:line="240" w:lineRule="auto"/>
-            </w:pPr>
-            <w:r>
-              <w:rPr>
-                <w:rFonts w:ascii="Times New Roman" w:hAnsi="Times New Roman" w:eastAsia="Times New Roman" w:cs="Times New Roman"/>
-                <w:b w:val="0"/>
-                <w:i w:val="0"/>
-                <w:sz w:val="19"/>
-              </w:rPr>
-              <w:t>ICDFA teaching deck, slides 1 to 18</w:t>
-            </w:r>
-          </w:p>
-        </w:tc>
-        <w:tc>
-          <w:tcPr>
-            <w:tcW w:w="3061" w:type="dxa"/>
-          </w:tcPr>
-          <w:p>
-            <w:pPr>
-              <w:spacing w:after="20" w:line="240" w:lineRule="auto"/>
-            </w:pPr>
-            <w:r>
-              <w:rPr>
-                <w:rFonts w:ascii="Times New Roman" w:hAnsi="Times New Roman" w:eastAsia="Times New Roman" w:cs="Times New Roman"/>
-                <w:b w:val="0"/>
-                <w:i w:val="0"/>
-                <w:sz w:val="19"/>
-              </w:rPr>
-              <w:t>Full deck read. The deck attributes the four-stage model to SP 800-61r3; this report follows the assignment and uses the model only as the teaching model.</w:t>
-            </w:r>
-          </w:p>
-        </w:tc>
-        <w:tc>
-          <w:tcPr>
-            <w:tcW w:w="3356" w:type="dxa"/>
-          </w:tcPr>
-          <w:p>
-            <w:pPr>
-              <w:spacing w:after="20" w:line="240" w:lineRule="auto"/>
-            </w:pPr>
-            <w:r>
-              <w:rPr>
-                <w:rFonts w:ascii="Times New Roman" w:hAnsi="Times New Roman" w:eastAsia="Times New Roman" w:cs="Times New Roman"/>
-                <w:b w:val="0"/>
-                <w:i w:val="0"/>
-                <w:sz w:val="19"/>
-              </w:rPr>
-              <w:t>Four-stage structure; severity tiers (slide 10); CSIRT roles and RACI (slide 15); containment and recovery steps (slide 11); review within two weeks (slide 12); documentation (slide 13); case study (slide 16); RTO and RPO preview (slide 18).</w:t>
-            </w:r>
-          </w:p>
-        </w:tc>
-      </w:tr>
-      <w:tr>
-        <w:tblPrEx>
-          <w:tblBorders>
-            <w:top w:val="single" w:color="auto" w:sz="4" w:space="0"/>
-            <w:left w:val="single" w:color="auto" w:sz="4" w:space="0"/>
-            <w:bottom w:val="single" w:color="auto" w:sz="4" w:space="0"/>
-            <w:right w:val="single" w:color="auto" w:sz="4" w:space="0"/>
-            <w:insideH w:val="single" w:color="auto" w:sz="4" w:space="0"/>
-            <w:insideV w:val="single" w:color="auto" w:sz="4" w:space="0"/>
-          </w:tblBorders>
-          <w:tblCellMar>
-            <w:top w:w="0" w:type="dxa"/>
-            <w:left w:w="108" w:type="dxa"/>
-            <w:bottom w:w="0" w:type="dxa"/>
-            <w:right w:w="108" w:type="dxa"/>
-          </w:tblCellMar>
-        </w:tblPrEx>
-        <w:trPr>
-          <w:cantSplit/>
-          <w:jc w:val="center"/>
-        </w:trPr>
-        <w:tc>
-          <w:tcPr>
-            <w:tcW w:w="680" w:type="dxa"/>
-          </w:tcPr>
-          <w:p>
-            <w:pPr>
-              <w:spacing w:after="20" w:line="240" w:lineRule="auto"/>
-            </w:pPr>
-            <w:r>
-              <w:rPr>
-                <w:rFonts w:ascii="Times New Roman" w:hAnsi="Times New Roman" w:eastAsia="Times New Roman" w:cs="Times New Roman"/>
-                <w:b w:val="0"/>
-                <w:i w:val="0"/>
-                <w:sz w:val="19"/>
-              </w:rPr>
-              <w:t>[3]</w:t>
-            </w:r>
-          </w:p>
-        </w:tc>
-        <w:tc>
-          <w:tcPr>
-            <w:tcW w:w="1927" w:type="dxa"/>
-          </w:tcPr>
-          <w:p>
-            <w:pPr>
-              <w:spacing w:after="20" w:line="240" w:lineRule="auto"/>
-            </w:pPr>
-            <w:r>
-              <w:rPr>
-                <w:rFonts w:ascii="Times New Roman" w:hAnsi="Times New Roman" w:eastAsia="Times New Roman" w:cs="Times New Roman"/>
-                <w:b w:val="0"/>
-                <w:i w:val="0"/>
-                <w:sz w:val="19"/>
-              </w:rPr>
-              <w:t>NIST SP 800-61r3 (2025)</w:t>
-            </w:r>
-          </w:p>
-        </w:tc>
-        <w:tc>
-          <w:tcPr>
-            <w:tcW w:w="3061" w:type="dxa"/>
-          </w:tcPr>
-          <w:p>
-            <w:pPr>
-              <w:spacing w:after="20" w:line="240" w:lineRule="auto"/>
-            </w:pPr>
-            <w:r>
-              <w:rPr>
-                <w:rFonts w:ascii="Times New Roman" w:hAnsi="Times New Roman" w:eastAsia="Times New Roman" w:cs="Times New Roman"/>
-                <w:b w:val="0"/>
-                <w:i w:val="0"/>
-                <w:sz w:val="19"/>
-              </w:rPr>
-              <w:t>Primary text read: Executive Summary, Sections 1 to 2.3, and the relevant rows of Tables 1 to 3 of the Community Profile.</w:t>
-            </w:r>
-          </w:p>
-        </w:tc>
-        <w:tc>
-          <w:tcPr>
-            <w:tcW w:w="3356" w:type="dxa"/>
-          </w:tcPr>
-          <w:p>
-            <w:pPr>
-              <w:spacing w:after="20" w:line="240" w:lineRule="auto"/>
-            </w:pPr>
-            <w:r>
-              <w:rPr>
-                <w:rFonts w:ascii="Times New Roman" w:hAnsi="Times New Roman" w:eastAsia="Times New Roman" w:cs="Times New Roman"/>
-                <w:b w:val="0"/>
-                <w:i w:val="0"/>
-                <w:sz w:val="19"/>
-              </w:rPr>
-              <w:t>CSF 2.0 alignment; policy elements; incident categorisation and escalation; evidence integrity; containment, eradication and recovery checks; communication categories; plan review and business continuity link.</w:t>
-            </w:r>
-          </w:p>
-        </w:tc>
-      </w:tr>
-      <w:tr>
-        <w:tblPrEx>
-          <w:tblBorders>
-            <w:top w:val="single" w:color="auto" w:sz="4" w:space="0"/>
-            <w:left w:val="single" w:color="auto" w:sz="4" w:space="0"/>
-            <w:bottom w:val="single" w:color="auto" w:sz="4" w:space="0"/>
-            <w:right w:val="single" w:color="auto" w:sz="4" w:space="0"/>
-            <w:insideH w:val="single" w:color="auto" w:sz="4" w:space="0"/>
-            <w:insideV w:val="single" w:color="auto" w:sz="4" w:space="0"/>
-          </w:tblBorders>
-          <w:tblCellMar>
-            <w:top w:w="0" w:type="dxa"/>
-            <w:left w:w="108" w:type="dxa"/>
-            <w:bottom w:w="0" w:type="dxa"/>
-            <w:right w:w="108" w:type="dxa"/>
-          </w:tblCellMar>
-        </w:tblPrEx>
-        <w:trPr>
-          <w:cantSplit/>
-          <w:jc w:val="center"/>
-        </w:trPr>
-        <w:tc>
-          <w:tcPr>
-            <w:tcW w:w="680" w:type="dxa"/>
-          </w:tcPr>
-          <w:p>
-            <w:pPr>
-              <w:spacing w:after="20" w:line="240" w:lineRule="auto"/>
-            </w:pPr>
-            <w:r>
-              <w:rPr>
-                <w:rFonts w:ascii="Times New Roman" w:hAnsi="Times New Roman" w:eastAsia="Times New Roman" w:cs="Times New Roman"/>
-                <w:b w:val="0"/>
-                <w:i w:val="0"/>
-                <w:sz w:val="19"/>
-              </w:rPr>
-              <w:t>[4]</w:t>
-            </w:r>
-          </w:p>
-        </w:tc>
-        <w:tc>
-          <w:tcPr>
-            <w:tcW w:w="1927" w:type="dxa"/>
-          </w:tcPr>
-          <w:p>
-            <w:pPr>
-              <w:spacing w:after="20" w:line="240" w:lineRule="auto"/>
-            </w:pPr>
-            <w:r>
-              <w:rPr>
-                <w:rFonts w:ascii="Times New Roman" w:hAnsi="Times New Roman" w:eastAsia="Times New Roman" w:cs="Times New Roman"/>
-                <w:b w:val="0"/>
-                <w:i w:val="0"/>
-                <w:sz w:val="19"/>
-              </w:rPr>
-              <w:t>NIST Incident Response project page</w:t>
-            </w:r>
-          </w:p>
-        </w:tc>
-        <w:tc>
-          <w:tcPr>
-            <w:tcW w:w="3061" w:type="dxa"/>
-          </w:tcPr>
-          <w:p>
-            <w:pPr>
-              <w:spacing w:after="20" w:line="240" w:lineRule="auto"/>
-            </w:pPr>
-            <w:r>
-              <w:rPr>
-                <w:rFonts w:ascii="Times New Roman" w:hAnsi="Times New Roman" w:eastAsia="Times New Roman" w:cs="Times New Roman"/>
-                <w:b w:val="0"/>
-                <w:i w:val="0"/>
-                <w:sz w:val="19"/>
-              </w:rPr>
-              <w:t>Page read in full.</w:t>
-            </w:r>
-          </w:p>
-        </w:tc>
-        <w:tc>
-          <w:tcPr>
-            <w:tcW w:w="3356" w:type="dxa"/>
-          </w:tcPr>
-          <w:p>
-            <w:pPr>
-              <w:spacing w:after="20" w:line="240" w:lineRule="auto"/>
-            </w:pPr>
-            <w:r>
-              <w:rPr>
-                <w:rFonts w:ascii="Times New Roman" w:hAnsi="Times New Roman" w:eastAsia="Times New Roman" w:cs="Times New Roman"/>
-                <w:b w:val="0"/>
-                <w:i w:val="0"/>
-                <w:sz w:val="19"/>
-              </w:rPr>
-              <w:t>Confirms Revision 3 life cycle model based on CSF 2.0 Functions.</w:t>
-            </w:r>
-          </w:p>
-        </w:tc>
-      </w:tr>
-      <w:tr>
-        <w:tblPrEx>
-          <w:tblBorders>
-            <w:top w:val="single" w:color="auto" w:sz="4" w:space="0"/>
-            <w:left w:val="single" w:color="auto" w:sz="4" w:space="0"/>
-            <w:bottom w:val="single" w:color="auto" w:sz="4" w:space="0"/>
-            <w:right w:val="single" w:color="auto" w:sz="4" w:space="0"/>
-            <w:insideH w:val="single" w:color="auto" w:sz="4" w:space="0"/>
-            <w:insideV w:val="single" w:color="auto" w:sz="4" w:space="0"/>
-          </w:tblBorders>
-          <w:tblCellMar>
-            <w:top w:w="0" w:type="dxa"/>
-            <w:left w:w="108" w:type="dxa"/>
-            <w:bottom w:w="0" w:type="dxa"/>
-            <w:right w:w="108" w:type="dxa"/>
-          </w:tblCellMar>
-        </w:tblPrEx>
-        <w:trPr>
-          <w:cantSplit/>
-          <w:jc w:val="center"/>
-        </w:trPr>
-        <w:tc>
-          <w:tcPr>
-            <w:tcW w:w="680" w:type="dxa"/>
-          </w:tcPr>
-          <w:p>
-            <w:pPr>
-              <w:spacing w:after="20" w:line="240" w:lineRule="auto"/>
-            </w:pPr>
-            <w:r>
-              <w:rPr>
-                <w:rFonts w:ascii="Times New Roman" w:hAnsi="Times New Roman" w:eastAsia="Times New Roman" w:cs="Times New Roman"/>
-                <w:b w:val="0"/>
-                <w:i w:val="0"/>
-                <w:sz w:val="19"/>
-              </w:rPr>
-              <w:t>[5]</w:t>
-            </w:r>
-          </w:p>
-        </w:tc>
-        <w:tc>
-          <w:tcPr>
-            <w:tcW w:w="1927" w:type="dxa"/>
-          </w:tcPr>
-          <w:p>
-            <w:pPr>
-              <w:spacing w:after="20" w:line="240" w:lineRule="auto"/>
-            </w:pPr>
-            <w:r>
-              <w:rPr>
-                <w:rFonts w:ascii="Times New Roman" w:hAnsi="Times New Roman" w:eastAsia="Times New Roman" w:cs="Times New Roman"/>
-                <w:b w:val="0"/>
-                <w:i w:val="0"/>
-                <w:sz w:val="19"/>
-              </w:rPr>
-              <w:t>CISA and partners, #StopRansomware Guide</w:t>
-            </w:r>
-          </w:p>
-        </w:tc>
-        <w:tc>
-          <w:tcPr>
-            <w:tcW w:w="3061" w:type="dxa"/>
-          </w:tcPr>
-          <w:p>
-            <w:pPr>
-              <w:spacing w:after="20" w:line="240" w:lineRule="auto"/>
-            </w:pPr>
-            <w:r>
-              <w:rPr>
-                <w:rFonts w:ascii="Times New Roman" w:hAnsi="Times New Roman" w:eastAsia="Times New Roman" w:cs="Times New Roman"/>
-                <w:b w:val="0"/>
-                <w:i w:val="0"/>
-                <w:sz w:val="19"/>
-              </w:rPr>
-              <w:t>Full web version read (Parts 1 and 2).</w:t>
-            </w:r>
-          </w:p>
-        </w:tc>
-        <w:tc>
-          <w:tcPr>
-            <w:tcW w:w="3356" w:type="dxa"/>
-          </w:tcPr>
-          <w:p>
-            <w:pPr>
-              <w:spacing w:after="20" w:line="240" w:lineRule="auto"/>
-            </w:pPr>
-            <w:r>
-              <w:rPr>
-                <w:rFonts w:ascii="Times New Roman" w:hAnsi="Times New Roman" w:eastAsia="Times New Roman" w:cs="Times New Roman"/>
-                <w:b w:val="0"/>
-                <w:i w:val="0"/>
-                <w:sz w:val="19"/>
-              </w:rPr>
-              <w:t>Out-of-band communication; isolate rather than power down; offline tested backups; threat hunting checks; credential resets after rebuild; no-payment rationale.</w:t>
-            </w:r>
-          </w:p>
-        </w:tc>
-      </w:tr>
-      <w:tr>
-        <w:tblPrEx>
-          <w:tblBorders>
-            <w:top w:val="single" w:color="auto" w:sz="4" w:space="0"/>
-            <w:left w:val="single" w:color="auto" w:sz="4" w:space="0"/>
-            <w:bottom w:val="single" w:color="auto" w:sz="4" w:space="0"/>
-            <w:right w:val="single" w:color="auto" w:sz="4" w:space="0"/>
-            <w:insideH w:val="single" w:color="auto" w:sz="4" w:space="0"/>
-            <w:insideV w:val="single" w:color="auto" w:sz="4" w:space="0"/>
-          </w:tblBorders>
-          <w:tblCellMar>
-            <w:top w:w="0" w:type="dxa"/>
-            <w:left w:w="108" w:type="dxa"/>
-            <w:bottom w:w="0" w:type="dxa"/>
-            <w:right w:w="108" w:type="dxa"/>
-          </w:tblCellMar>
-        </w:tblPrEx>
-        <w:trPr>
-          <w:cantSplit/>
-          <w:jc w:val="center"/>
-        </w:trPr>
-        <w:tc>
-          <w:tcPr>
-            <w:tcW w:w="680" w:type="dxa"/>
-          </w:tcPr>
-          <w:p>
-            <w:pPr>
-              <w:spacing w:after="20" w:line="240" w:lineRule="auto"/>
-            </w:pPr>
-            <w:r>
-              <w:rPr>
-                <w:rFonts w:ascii="Times New Roman" w:hAnsi="Times New Roman" w:eastAsia="Times New Roman" w:cs="Times New Roman"/>
-                <w:b w:val="0"/>
-                <w:i w:val="0"/>
-                <w:sz w:val="19"/>
-              </w:rPr>
-              <w:t>[6]</w:t>
-            </w:r>
-          </w:p>
-        </w:tc>
-        <w:tc>
-          <w:tcPr>
-            <w:tcW w:w="1927" w:type="dxa"/>
-          </w:tcPr>
-          <w:p>
-            <w:pPr>
-              <w:spacing w:after="20" w:line="240" w:lineRule="auto"/>
-            </w:pPr>
-            <w:r>
-              <w:rPr>
-                <w:rFonts w:ascii="Times New Roman" w:hAnsi="Times New Roman" w:eastAsia="Times New Roman" w:cs="Times New Roman"/>
-                <w:b w:val="0"/>
-                <w:i w:val="0"/>
-                <w:sz w:val="19"/>
-              </w:rPr>
-              <w:t>NIST SP 800-86 (2006)</w:t>
-            </w:r>
-          </w:p>
-        </w:tc>
-        <w:tc>
-          <w:tcPr>
-            <w:tcW w:w="3061" w:type="dxa"/>
-          </w:tcPr>
-          <w:p>
-            <w:pPr>
-              <w:spacing w:after="20" w:line="240" w:lineRule="auto"/>
-            </w:pPr>
-            <w:r>
-              <w:rPr>
-                <w:rFonts w:ascii="Times New Roman" w:hAnsi="Times New Roman" w:eastAsia="Times New Roman" w:cs="Times New Roman"/>
-                <w:b w:val="0"/>
-                <w:i w:val="0"/>
-                <w:sz w:val="19"/>
-              </w:rPr>
-              <w:t>Primary text read: Section 3.1 (data collection, volatility, integrity, chain of custody).</w:t>
-            </w:r>
-          </w:p>
-        </w:tc>
-        <w:tc>
-          <w:tcPr>
-            <w:tcW w:w="3356" w:type="dxa"/>
-          </w:tcPr>
-          <w:p>
-            <w:pPr>
-              <w:spacing w:after="20" w:line="240" w:lineRule="auto"/>
-            </w:pPr>
-            <w:r>
-              <w:rPr>
-                <w:rFonts w:ascii="Times New Roman" w:hAnsi="Times New Roman" w:eastAsia="Times New Roman" w:cs="Times New Roman"/>
-                <w:b w:val="0"/>
-                <w:i w:val="0"/>
-                <w:sz w:val="19"/>
-              </w:rPr>
-              <w:t>Order of volatility; hashing of original and copy; custody logging; evidence register design.</w:t>
-            </w:r>
-          </w:p>
-        </w:tc>
-      </w:tr>
-      <w:tr>
-        <w:tblPrEx>
-          <w:tblBorders>
-            <w:top w:val="single" w:color="auto" w:sz="4" w:space="0"/>
-            <w:left w:val="single" w:color="auto" w:sz="4" w:space="0"/>
-            <w:bottom w:val="single" w:color="auto" w:sz="4" w:space="0"/>
-            <w:right w:val="single" w:color="auto" w:sz="4" w:space="0"/>
-            <w:insideH w:val="single" w:color="auto" w:sz="4" w:space="0"/>
-            <w:insideV w:val="single" w:color="auto" w:sz="4" w:space="0"/>
-          </w:tblBorders>
-          <w:tblCellMar>
-            <w:top w:w="0" w:type="dxa"/>
-            <w:left w:w="108" w:type="dxa"/>
-            <w:bottom w:w="0" w:type="dxa"/>
-            <w:right w:w="108" w:type="dxa"/>
-          </w:tblCellMar>
-        </w:tblPrEx>
-        <w:trPr>
-          <w:cantSplit/>
-          <w:jc w:val="center"/>
-        </w:trPr>
-        <w:tc>
-          <w:tcPr>
-            <w:tcW w:w="680" w:type="dxa"/>
-          </w:tcPr>
-          <w:p>
-            <w:pPr>
-              <w:spacing w:after="20" w:line="240" w:lineRule="auto"/>
-            </w:pPr>
-            <w:r>
-              <w:rPr>
-                <w:rFonts w:ascii="Times New Roman" w:hAnsi="Times New Roman" w:eastAsia="Times New Roman" w:cs="Times New Roman"/>
-                <w:b w:val="0"/>
-                <w:i w:val="0"/>
-                <w:sz w:val="19"/>
-              </w:rPr>
-              <w:t>[7]</w:t>
-            </w:r>
-          </w:p>
-        </w:tc>
-        <w:tc>
-          <w:tcPr>
-            <w:tcW w:w="1927" w:type="dxa"/>
-          </w:tcPr>
-          <w:p>
-            <w:pPr>
-              <w:spacing w:after="20" w:line="240" w:lineRule="auto"/>
-            </w:pPr>
-            <w:r>
-              <w:rPr>
-                <w:rFonts w:ascii="Times New Roman" w:hAnsi="Times New Roman" w:eastAsia="Times New Roman" w:cs="Times New Roman"/>
-                <w:b w:val="0"/>
-                <w:i w:val="0"/>
-                <w:sz w:val="19"/>
-              </w:rPr>
-              <w:t>NIST SP 800-84 (2006)</w:t>
-            </w:r>
-          </w:p>
-        </w:tc>
-        <w:tc>
-          <w:tcPr>
-            <w:tcW w:w="3061" w:type="dxa"/>
-          </w:tcPr>
-          <w:p>
-            <w:pPr>
-              <w:spacing w:after="20" w:line="240" w:lineRule="auto"/>
-            </w:pPr>
-            <w:r>
-              <w:rPr>
-                <w:rFonts w:ascii="Times New Roman" w:hAnsi="Times New Roman" w:eastAsia="Times New Roman" w:cs="Times New Roman"/>
-                <w:b w:val="0"/>
-                <w:i w:val="0"/>
-                <w:sz w:val="19"/>
-              </w:rPr>
-              <w:t>Primary text read: Section 4 (tabletop exercises).</w:t>
-            </w:r>
-          </w:p>
-        </w:tc>
-        <w:tc>
-          <w:tcPr>
-            <w:tcW w:w="3356" w:type="dxa"/>
-          </w:tcPr>
-          <w:p>
-            <w:pPr>
-              <w:spacing w:after="20" w:line="240" w:lineRule="auto"/>
-            </w:pPr>
-            <w:r>
-              <w:rPr>
-                <w:rFonts w:ascii="Times New Roman" w:hAnsi="Times New Roman" w:eastAsia="Times New Roman" w:cs="Times New Roman"/>
-                <w:b w:val="0"/>
-                <w:i w:val="0"/>
-                <w:sz w:val="19"/>
-              </w:rPr>
-              <w:t>Exercise design, objectives, facilitator and data collector roles.</w:t>
-            </w:r>
-          </w:p>
-        </w:tc>
-      </w:tr>
-      <w:tr>
-        <w:tblPrEx>
-          <w:tblBorders>
-            <w:top w:val="single" w:color="auto" w:sz="4" w:space="0"/>
-            <w:left w:val="single" w:color="auto" w:sz="4" w:space="0"/>
-            <w:bottom w:val="single" w:color="auto" w:sz="4" w:space="0"/>
-            <w:right w:val="single" w:color="auto" w:sz="4" w:space="0"/>
-            <w:insideH w:val="single" w:color="auto" w:sz="4" w:space="0"/>
-            <w:insideV w:val="single" w:color="auto" w:sz="4" w:space="0"/>
-          </w:tblBorders>
-          <w:tblCellMar>
-            <w:top w:w="0" w:type="dxa"/>
-            <w:left w:w="108" w:type="dxa"/>
-            <w:bottom w:w="0" w:type="dxa"/>
-            <w:right w:w="108" w:type="dxa"/>
-          </w:tblCellMar>
-        </w:tblPrEx>
-        <w:trPr>
-          <w:cantSplit/>
-          <w:jc w:val="center"/>
-        </w:trPr>
-        <w:tc>
-          <w:tcPr>
-            <w:tcW w:w="680" w:type="dxa"/>
-          </w:tcPr>
-          <w:p>
-            <w:pPr>
-              <w:spacing w:after="20" w:line="240" w:lineRule="auto"/>
-            </w:pPr>
-            <w:r>
-              <w:rPr>
-                <w:rFonts w:ascii="Times New Roman" w:hAnsi="Times New Roman" w:eastAsia="Times New Roman" w:cs="Times New Roman"/>
-                <w:b w:val="0"/>
-                <w:i w:val="0"/>
-                <w:sz w:val="19"/>
-              </w:rPr>
-              <w:t>[8]</w:t>
-            </w:r>
-          </w:p>
-        </w:tc>
-        <w:tc>
-          <w:tcPr>
-            <w:tcW w:w="1927" w:type="dxa"/>
-          </w:tcPr>
-          <w:p>
-            <w:pPr>
-              <w:spacing w:after="20" w:line="240" w:lineRule="auto"/>
-            </w:pPr>
-            <w:r>
-              <w:rPr>
-                <w:rFonts w:ascii="Times New Roman" w:hAnsi="Times New Roman" w:eastAsia="Times New Roman" w:cs="Times New Roman"/>
-                <w:b w:val="0"/>
-                <w:i w:val="0"/>
-                <w:sz w:val="19"/>
-              </w:rPr>
-              <w:t>Nigeria Data Protection Act 2023, s. 40</w:t>
-            </w:r>
-          </w:p>
-        </w:tc>
-        <w:tc>
-          <w:tcPr>
-            <w:tcW w:w="3061" w:type="dxa"/>
-          </w:tcPr>
-          <w:p>
-            <w:pPr>
-              <w:spacing w:after="20" w:line="240" w:lineRule="auto"/>
-            </w:pPr>
-            <w:r>
-              <w:rPr>
-                <w:rFonts w:ascii="Times New Roman" w:hAnsi="Times New Roman" w:eastAsia="Times New Roman" w:cs="Times New Roman"/>
-                <w:b w:val="0"/>
-                <w:i w:val="0"/>
-                <w:sz w:val="19"/>
-              </w:rPr>
-              <w:t>Primary text of s. 40 read in a published copy of the Act hosted by a Nigerian civil society organisation (scanned copy, read by OCR). Not read on the Commission's own website. Legal advisers must confirm.</w:t>
-            </w:r>
-          </w:p>
-        </w:tc>
-        <w:tc>
-          <w:tcPr>
-            <w:tcW w:w="3356" w:type="dxa"/>
-          </w:tcPr>
-          <w:p>
-            <w:pPr>
-              <w:spacing w:after="20" w:line="240" w:lineRule="auto"/>
-            </w:pPr>
-            <w:r>
-              <w:rPr>
-                <w:rFonts w:ascii="Times New Roman" w:hAnsi="Times New Roman" w:eastAsia="Times New Roman" w:cs="Times New Roman"/>
-                <w:b w:val="0"/>
-                <w:i w:val="0"/>
-                <w:sz w:val="19"/>
-              </w:rPr>
-              <w:t>72-hour notification to the Commission; communication to data subjects; content of notices; breach records; phased information.</w:t>
-            </w:r>
-          </w:p>
-        </w:tc>
-      </w:tr>
-      <w:tr>
-        <w:tblPrEx>
-          <w:tblBorders>
-            <w:top w:val="single" w:color="auto" w:sz="4" w:space="0"/>
-            <w:left w:val="single" w:color="auto" w:sz="4" w:space="0"/>
-            <w:bottom w:val="single" w:color="auto" w:sz="4" w:space="0"/>
-            <w:right w:val="single" w:color="auto" w:sz="4" w:space="0"/>
-            <w:insideH w:val="single" w:color="auto" w:sz="4" w:space="0"/>
-            <w:insideV w:val="single" w:color="auto" w:sz="4" w:space="0"/>
-          </w:tblBorders>
-          <w:tblCellMar>
-            <w:top w:w="0" w:type="dxa"/>
-            <w:left w:w="108" w:type="dxa"/>
-            <w:bottom w:w="0" w:type="dxa"/>
-            <w:right w:w="108" w:type="dxa"/>
-          </w:tblCellMar>
-        </w:tblPrEx>
-        <w:trPr>
-          <w:cantSplit/>
-          <w:jc w:val="center"/>
-        </w:trPr>
-        <w:tc>
-          <w:tcPr>
-            <w:tcW w:w="680" w:type="dxa"/>
-          </w:tcPr>
-          <w:p>
-            <w:pPr>
-              <w:spacing w:after="20" w:line="240" w:lineRule="auto"/>
-            </w:pPr>
-            <w:r>
-              <w:rPr>
-                <w:rFonts w:ascii="Times New Roman" w:hAnsi="Times New Roman" w:eastAsia="Times New Roman" w:cs="Times New Roman"/>
-                <w:b w:val="0"/>
-                <w:i w:val="0"/>
-                <w:sz w:val="19"/>
-              </w:rPr>
-              <w:t>[9]</w:t>
-            </w:r>
-          </w:p>
-        </w:tc>
-        <w:tc>
-          <w:tcPr>
-            <w:tcW w:w="1927" w:type="dxa"/>
-          </w:tcPr>
-          <w:p>
-            <w:pPr>
-              <w:spacing w:after="20" w:line="240" w:lineRule="auto"/>
-            </w:pPr>
-            <w:r>
-              <w:rPr>
-                <w:rFonts w:ascii="Times New Roman" w:hAnsi="Times New Roman" w:eastAsia="Times New Roman" w:cs="Times New Roman"/>
-                <w:b w:val="0"/>
-                <w:i w:val="0"/>
-                <w:sz w:val="19"/>
-              </w:rPr>
-              <w:t>Aluko and Oyebode briefing (2025)</w:t>
-            </w:r>
-          </w:p>
-        </w:tc>
-        <w:tc>
-          <w:tcPr>
-            <w:tcW w:w="3061" w:type="dxa"/>
-          </w:tcPr>
-          <w:p>
-            <w:pPr>
-              <w:spacing w:after="20" w:line="240" w:lineRule="auto"/>
-            </w:pPr>
-            <w:r>
-              <w:rPr>
-                <w:rFonts w:ascii="Times New Roman" w:hAnsi="Times New Roman" w:eastAsia="Times New Roman" w:cs="Times New Roman"/>
-                <w:b w:val="0"/>
-                <w:i w:val="0"/>
-                <w:sz w:val="19"/>
-              </w:rPr>
-              <w:t>Secondary source read in full. The primary text of the Cybercrimes Act and its 2024 amendment was not read.</w:t>
-            </w:r>
-          </w:p>
-        </w:tc>
-        <w:tc>
-          <w:tcPr>
-            <w:tcW w:w="3356" w:type="dxa"/>
-          </w:tcPr>
-          <w:p>
-            <w:pPr>
-              <w:spacing w:after="20" w:line="240" w:lineRule="auto"/>
-            </w:pPr>
-            <w:r>
-              <w:rPr>
-                <w:rFonts w:ascii="Times New Roman" w:hAnsi="Times New Roman" w:eastAsia="Times New Roman" w:cs="Times New Roman"/>
-                <w:b w:val="0"/>
-                <w:i w:val="0"/>
-                <w:sz w:val="19"/>
-              </w:rPr>
-              <w:t>Possible duty to report cyber threats to ngCERT within 72 hours; flagged for legal confirmation.</w:t>
-            </w:r>
-          </w:p>
-        </w:tc>
-      </w:tr>
-    </w:tbl>
-    <w:p>
-      <w:pPr>
-        <w:spacing w:after="40"/>
-      </w:pPr>
-    </w:p>
-    <w:p>
-      <w:pPr>
-        <w:pStyle w:val="2"/>
-        <w:keepNext/>
-      </w:pPr>
-      <w:bookmarkStart w:id="0" w:name="_GoBack"/>
-      <w:bookmarkEnd w:id="0"/>
       <w:r>
         <w:rPr>
           <w:rFonts w:ascii="Times New Roman" w:hAnsi="Times New Roman" w:eastAsia="Times New Roman" w:cs="Times New Roman"/>
